--- a/standard/wis2-monitoring-events-DRAFT.docx
+++ b/standard/wis2-monitoring-events-DRAFT.docx
@@ -33,7 +33,7 @@
         <w:pStyle w:val="Date"/>
       </w:pPr>
       <w:r>
-        <w:t xml:space="preserve">2026-02-06</w:t>
+        <w:t xml:space="preserve">2026-03-13</w:t>
       </w:r>
     </w:p>
     <w:p>
@@ -86,7 +86,7 @@
               <w:jc w:val="left"/>
             </w:pPr>
             <w:r>
-              <w:t xml:space="preserve">Date: 2026-02-06</w:t>
+              <w:t xml:space="preserve">Date: 2026-03-13</w:t>
             </w:r>
           </w:p>
         </w:tc>
@@ -99,7 +99,7 @@
               <w:jc w:val="left"/>
             </w:pPr>
             <w:r>
-              <w:t xml:space="preserve">Version: 1.0.0-DRAFT-2026-02-06</w:t>
+              <w:t xml:space="preserve">Version: 1.0.0-DRAFT-2026-03-13</w:t>
             </w:r>
           </w:p>
         </w:tc>
@@ -127,6 +127,30 @@
             <w:r>
               <w:t xml:space="preserve">Document status: DRAFT</w:t>
             </w:r>
+          </w:p>
+        </w:tc>
+      </w:tr>
+      <w:tr>
+        <w:tc>
+          <w:tcPr/>
+          <w:p>
+            <w:pPr>
+              <w:jc w:val="left"/>
+            </w:pPr>
+            <w:r>
+              <w:t xml:space="preserve">Revision history: see</w:t>
+            </w:r>
+            <w:r>
+              <w:t xml:space="preserve"> </w:t>
+            </w:r>
+            <w:hyperlink w:anchor="X7704236ba72ed8cc2b9a9e238d27c640b9b6528">
+              <w:r>
+                <w:rPr>
+                  <w:rStyle w:val="Hyperlink"/>
+                </w:rPr>
+                <w:t xml:space="preserve">Annex E</w:t>
+              </w:r>
+            </w:hyperlink>
           </w:p>
         </w:tc>
       </w:tr>

--- a/standard/wis2-monitoring-events-DRAFT.docx
+++ b/standard/wis2-monitoring-events-DRAFT.docx
@@ -33,7 +33,7 @@
         <w:pStyle w:val="Date"/>
       </w:pPr>
       <w:r>
-        <w:t xml:space="preserve">2026-03-13</w:t>
+        <w:t xml:space="preserve">2026-04-14</w:t>
       </w:r>
     </w:p>
     <w:p>
@@ -86,7 +86,7 @@
               <w:jc w:val="left"/>
             </w:pPr>
             <w:r>
-              <w:t xml:space="preserve">Date: 2026-03-13</w:t>
+              <w:t xml:space="preserve">Date: 2026-04-14</w:t>
             </w:r>
           </w:p>
         </w:tc>
@@ -99,7 +99,7 @@
               <w:jc w:val="left"/>
             </w:pPr>
             <w:r>
-              <w:t xml:space="preserve">Version: 1.0.0-DRAFT-2026-03-13</w:t>
+              <w:t xml:space="preserve">Version: 1.0.0-DRAFT-2026-04-14</w:t>
             </w:r>
           </w:p>
         </w:tc>
@@ -3845,58 +3845,6 @@
               <w:rPr>
                 <w:rStyle w:val="VerbatimChar"/>
               </w:rPr>
-              <w:t xml:space="preserve">data.channel</w:t>
-            </w:r>
-          </w:p>
-        </w:tc>
-        <w:tc>
-          <w:tcPr/>
-          <w:p>
-            <w:pPr>
-              <w:jc w:val="left"/>
-            </w:pPr>
-            <w:r>
-              <w:t xml:space="preserve">Optional</w:t>
-            </w:r>
-          </w:p>
-        </w:tc>
-        <w:tc>
-          <w:tcPr/>
-          <w:p>
-            <w:pPr>
-              <w:jc w:val="left"/>
-            </w:pPr>
-            <w:r>
-              <w:t xml:space="preserve">The WIS2 channel related to the event (see</w:t>
-            </w:r>
-            <w:r>
-              <w:t xml:space="preserve"> </w:t>
-            </w:r>
-            <w:hyperlink w:anchor="Xdaf9e226e3351cbc15623fc7bad0f4daa65b646">
-              <w:r>
-                <w:rPr>
-                  <w:rStyle w:val="Hyperlink"/>
-                </w:rPr>
-                <w:t xml:space="preserve">Data channel</w:t>
-              </w:r>
-            </w:hyperlink>
-            <w:r>
-              <w:t xml:space="preserve">)</w:t>
-            </w:r>
-          </w:p>
-        </w:tc>
-      </w:tr>
-      <w:tr>
-        <w:tc>
-          <w:tcPr/>
-          <w:p>
-            <w:pPr>
-              <w:jc w:val="left"/>
-            </w:pPr>
-            <w:r>
-              <w:rPr>
-                <w:rStyle w:val="VerbatimChar"/>
-              </w:rPr>
               <w:t xml:space="preserve">data.time</w:t>
             </w:r>
           </w:p>
@@ -7333,13 +7281,13 @@
       </w:r>
     </w:p>
     <w:bookmarkEnd w:id="96"/>
-    <w:bookmarkStart w:id="97" w:name="Xdaf9e226e3351cbc15623fc7bad0f4daa65b646"/>
+    <w:bookmarkStart w:id="97" w:name="X161de4111fef1bc76c04c54f30a58fee01e4a12"/>
     <w:p>
       <w:pPr>
         <w:pStyle w:val="Heading3"/>
       </w:pPr>
       <w:r>
-        <w:t xml:space="preserve">Data channel</w:t>
+        <w:t xml:space="preserve">Data time</w:t>
       </w:r>
     </w:p>
     <w:p>
@@ -7356,13 +7304,13 @@
         <w:rPr>
           <w:rStyle w:val="VerbatimChar"/>
         </w:rPr>
-        <w:t xml:space="preserve">data.channel</w:t>
-      </w:r>
-      <w:r>
-        <w:t xml:space="preserve"> </w:t>
-      </w:r>
-      <w:r>
-        <w:t xml:space="preserve">property defines a WIS2 topic that the event may be referring to (for example for a data outage notice).</w:t>
+        <w:t xml:space="preserve">data.time</w:t>
+      </w:r>
+      <w:r>
+        <w:t xml:space="preserve"> </w:t>
+      </w:r>
+      <w:r>
+        <w:t xml:space="preserve">property defines time interval that the WMEM may be referring to (for example for a data outage notice).</w:t>
       </w:r>
     </w:p>
     <w:p>
@@ -7370,7 +7318,7 @@
         <w:pStyle w:val="BodyText"/>
       </w:pPr>
       <w:r>
-        <w:t xml:space="preserve">Example:</w:t>
+        <w:t xml:space="preserve">Examples:</w:t>
       </w:r>
     </w:p>
     <w:p>
@@ -7381,19 +7329,344 @@
         <w:rPr>
           <w:rStyle w:val="ErrorTok"/>
         </w:rPr>
-        <w:t xml:space="preserve">"channel":</w:t>
-      </w:r>
-      <w:r>
-        <w:rPr>
-          <w:rStyle w:val="NormalTok"/>
-        </w:rPr>
-        <w:t xml:space="preserve"> </w:t>
-      </w:r>
+        <w:t xml:space="preserve">"time":</w:t>
+      </w:r>
+      <w:r>
+        <w:rPr>
+          <w:rStyle w:val="NormalTok"/>
+        </w:rPr>
+        <w:t xml:space="preserve"> </w:t>
+      </w:r>
+      <w:r>
+        <w:rPr>
+          <w:rStyle w:val="FunctionTok"/>
+        </w:rPr>
+        <w:t xml:space="preserve">{</w:t>
+      </w:r>
+      <w:r>
+        <w:br/>
+      </w:r>
+      <w:r>
+        <w:rPr>
+          <w:rStyle w:val="NormalTok"/>
+        </w:rPr>
+        <w:t xml:space="preserve">  </w:t>
+      </w:r>
+      <w:r>
+        <w:rPr>
+          <w:rStyle w:val="DataTypeTok"/>
+        </w:rPr>
+        <w:t xml:space="preserve">"interval"</w:t>
+      </w:r>
+      <w:r>
+        <w:rPr>
+          <w:rStyle w:val="FunctionTok"/>
+        </w:rPr>
+        <w:t xml:space="preserve">:</w:t>
+      </w:r>
+      <w:r>
+        <w:rPr>
+          <w:rStyle w:val="NormalTok"/>
+        </w:rPr>
+        <w:t xml:space="preserve"> </w:t>
+      </w:r>
+      <w:r>
+        <w:rPr>
+          <w:rStyle w:val="OtherTok"/>
+        </w:rPr>
+        <w:t xml:space="preserve">[</w:t>
+      </w:r>
+      <w:r>
+        <w:br/>
+      </w:r>
+      <w:r>
+        <w:rPr>
+          <w:rStyle w:val="NormalTok"/>
+        </w:rPr>
+        <w:t xml:space="preserve">      </w:t>
+      </w:r>
+      <w:r>
+        <w:rPr>
+          <w:rStyle w:val="StringTok"/>
+        </w:rPr>
+        <w:t xml:space="preserve">"2025-09-18T12:00:00Z"</w:t>
+      </w:r>
+      <w:r>
+        <w:rPr>
+          <w:rStyle w:val="OtherTok"/>
+        </w:rPr>
+        <w:t xml:space="preserve">,</w:t>
+      </w:r>
+      <w:r>
+        <w:br/>
+      </w:r>
+      <w:r>
+        <w:rPr>
+          <w:rStyle w:val="NormalTok"/>
+        </w:rPr>
+        <w:t xml:space="preserve">      </w:t>
+      </w:r>
+      <w:r>
+        <w:rPr>
+          <w:rStyle w:val="StringTok"/>
+        </w:rPr>
+        <w:t xml:space="preserve">"2025-09-18T16:00:00Z"</w:t>
+      </w:r>
+      <w:r>
+        <w:br/>
+      </w:r>
+      <w:r>
+        <w:rPr>
+          <w:rStyle w:val="NormalTok"/>
+        </w:rPr>
+        <w:t xml:space="preserve">  </w:t>
+      </w:r>
+      <w:r>
+        <w:rPr>
+          <w:rStyle w:val="OtherTok"/>
+        </w:rPr>
+        <w:t xml:space="preserve">]</w:t>
+      </w:r>
+      <w:r>
+        <w:br/>
+      </w:r>
+      <w:r>
+        <w:rPr>
+          <w:rStyle w:val="FunctionTok"/>
+        </w:rPr>
+        <w:t xml:space="preserve">}</w:t>
+      </w:r>
+    </w:p>
+    <w:p>
+      <w:pPr>
+        <w:pStyle w:val="SourceCode"/>
+      </w:pPr>
       <w:r>
         <w:rPr>
           <w:rStyle w:val="ErrorTok"/>
         </w:rPr>
-        <w:t xml:space="preserve">"origin/a/wis2/ar-smn/data/core/weather/surface-based-observations/synop"</w:t>
+        <w:t xml:space="preserve">"time":</w:t>
+      </w:r>
+      <w:r>
+        <w:rPr>
+          <w:rStyle w:val="NormalTok"/>
+        </w:rPr>
+        <w:t xml:space="preserve"> </w:t>
+      </w:r>
+      <w:r>
+        <w:rPr>
+          <w:rStyle w:val="FunctionTok"/>
+        </w:rPr>
+        <w:t xml:space="preserve">{</w:t>
+      </w:r>
+      <w:r>
+        <w:br/>
+      </w:r>
+      <w:r>
+        <w:rPr>
+          <w:rStyle w:val="NormalTok"/>
+        </w:rPr>
+        <w:t xml:space="preserve">  </w:t>
+      </w:r>
+      <w:r>
+        <w:rPr>
+          <w:rStyle w:val="DataTypeTok"/>
+        </w:rPr>
+        <w:t xml:space="preserve">"interval"</w:t>
+      </w:r>
+      <w:r>
+        <w:rPr>
+          <w:rStyle w:val="FunctionTok"/>
+        </w:rPr>
+        <w:t xml:space="preserve">:</w:t>
+      </w:r>
+      <w:r>
+        <w:rPr>
+          <w:rStyle w:val="NormalTok"/>
+        </w:rPr>
+        <w:t xml:space="preserve"> </w:t>
+      </w:r>
+      <w:r>
+        <w:rPr>
+          <w:rStyle w:val="OtherTok"/>
+        </w:rPr>
+        <w:t xml:space="preserve">[</w:t>
+      </w:r>
+      <w:r>
+        <w:br/>
+      </w:r>
+      <w:r>
+        <w:rPr>
+          <w:rStyle w:val="NormalTok"/>
+        </w:rPr>
+        <w:t xml:space="preserve">      </w:t>
+      </w:r>
+      <w:r>
+        <w:rPr>
+          <w:rStyle w:val="StringTok"/>
+        </w:rPr>
+        <w:t xml:space="preserve">"2025-09-18T12:00:00Z"</w:t>
+      </w:r>
+      <w:r>
+        <w:rPr>
+          <w:rStyle w:val="OtherTok"/>
+        </w:rPr>
+        <w:t xml:space="preserve">,</w:t>
+      </w:r>
+      <w:r>
+        <w:br/>
+      </w:r>
+      <w:r>
+        <w:rPr>
+          <w:rStyle w:val="NormalTok"/>
+        </w:rPr>
+        <w:t xml:space="preserve">      </w:t>
+      </w:r>
+      <w:r>
+        <w:rPr>
+          <w:rStyle w:val="StringTok"/>
+        </w:rPr>
+        <w:t xml:space="preserve">".."</w:t>
+      </w:r>
+      <w:r>
+        <w:br/>
+      </w:r>
+      <w:r>
+        <w:rPr>
+          <w:rStyle w:val="NormalTok"/>
+        </w:rPr>
+        <w:t xml:space="preserve">  </w:t>
+      </w:r>
+      <w:r>
+        <w:rPr>
+          <w:rStyle w:val="OtherTok"/>
+        </w:rPr>
+        <w:t xml:space="preserve">]</w:t>
+      </w:r>
+      <w:r>
+        <w:br/>
+      </w:r>
+      <w:r>
+        <w:rPr>
+          <w:rStyle w:val="FunctionTok"/>
+        </w:rPr>
+        <w:t xml:space="preserve">}</w:t>
+      </w:r>
+    </w:p>
+    <w:p>
+      <w:pPr>
+        <w:pStyle w:val="SourceCode"/>
+      </w:pPr>
+      <w:r>
+        <w:rPr>
+          <w:rStyle w:val="ErrorTok"/>
+        </w:rPr>
+        <w:t xml:space="preserve">"time":</w:t>
+      </w:r>
+      <w:r>
+        <w:rPr>
+          <w:rStyle w:val="NormalTok"/>
+        </w:rPr>
+        <w:t xml:space="preserve"> </w:t>
+      </w:r>
+      <w:r>
+        <w:rPr>
+          <w:rStyle w:val="FunctionTok"/>
+        </w:rPr>
+        <w:t xml:space="preserve">{</w:t>
+      </w:r>
+      <w:r>
+        <w:br/>
+      </w:r>
+      <w:r>
+        <w:rPr>
+          <w:rStyle w:val="NormalTok"/>
+        </w:rPr>
+        <w:t xml:space="preserve">  </w:t>
+      </w:r>
+      <w:r>
+        <w:rPr>
+          <w:rStyle w:val="DataTypeTok"/>
+        </w:rPr>
+        <w:t xml:space="preserve">"interval"</w:t>
+      </w:r>
+      <w:r>
+        <w:rPr>
+          <w:rStyle w:val="FunctionTok"/>
+        </w:rPr>
+        <w:t xml:space="preserve">:</w:t>
+      </w:r>
+      <w:r>
+        <w:rPr>
+          <w:rStyle w:val="NormalTok"/>
+        </w:rPr>
+        <w:t xml:space="preserve"> </w:t>
+      </w:r>
+      <w:r>
+        <w:rPr>
+          <w:rStyle w:val="OtherTok"/>
+        </w:rPr>
+        <w:t xml:space="preserve">[</w:t>
+      </w:r>
+      <w:r>
+        <w:br/>
+      </w:r>
+      <w:r>
+        <w:rPr>
+          <w:rStyle w:val="NormalTok"/>
+        </w:rPr>
+        <w:t xml:space="preserve">      </w:t>
+      </w:r>
+      <w:r>
+        <w:rPr>
+          <w:rStyle w:val="StringTok"/>
+        </w:rPr>
+        <w:t xml:space="preserve">".."</w:t>
+      </w:r>
+      <w:r>
+        <w:rPr>
+          <w:rStyle w:val="OtherTok"/>
+        </w:rPr>
+        <w:t xml:space="preserve">,</w:t>
+      </w:r>
+      <w:r>
+        <w:br/>
+      </w:r>
+      <w:r>
+        <w:rPr>
+          <w:rStyle w:val="NormalTok"/>
+        </w:rPr>
+        <w:t xml:space="preserve">      </w:t>
+      </w:r>
+      <w:r>
+        <w:rPr>
+          <w:rStyle w:val="StringTok"/>
+        </w:rPr>
+        <w:t xml:space="preserve">"2025-09-18T16:00:00Z"</w:t>
+      </w:r>
+      <w:r>
+        <w:br/>
+      </w:r>
+      <w:r>
+        <w:rPr>
+          <w:rStyle w:val="NormalTok"/>
+        </w:rPr>
+        <w:t xml:space="preserve">  </w:t>
+      </w:r>
+      <w:r>
+        <w:rPr>
+          <w:rStyle w:val="OtherTok"/>
+        </w:rPr>
+        <w:t xml:space="preserve">]</w:t>
+      </w:r>
+      <w:r>
+        <w:br/>
+      </w:r>
+      <w:r>
+        <w:rPr>
+          <w:rStyle w:val="FunctionTok"/>
+        </w:rPr>
+        <w:t xml:space="preserve">}</w:t>
       </w:r>
     </w:p>
     <w:tbl>
@@ -7420,478 +7693,6 @@
                 <w:b/>
               </w:rPr>
               <w:t xml:space="preserve">Recommendation 2</w:t>
-            </w:r>
-          </w:p>
-        </w:tc>
-        <w:tc>
-          <w:tcPr/>
-          <w:p>
-            <w:pPr>
-              <w:jc w:val="left"/>
-            </w:pPr>
-            <w:r>
-              <w:rPr>
-                <w:bCs/>
-                <w:b/>
-              </w:rPr>
-              <w:t xml:space="preserve">/rec/monitoring-event-message-core/data_channel</w:t>
-            </w:r>
-          </w:p>
-        </w:tc>
-      </w:tr>
-      <w:tr>
-        <w:tc>
-          <w:tcPr/>
-          <w:p>
-            <w:pPr>
-              <w:jc w:val="center"/>
-            </w:pPr>
-            <w:r>
-              <w:t xml:space="preserve">A</w:t>
-            </w:r>
-          </w:p>
-        </w:tc>
-        <w:tc>
-          <w:tcPr/>
-          <w:p>
-            <w:pPr>
-              <w:jc w:val="left"/>
-            </w:pPr>
-            <w:r>
-              <w:t xml:space="preserve">The</w:t>
-            </w:r>
-            <w:r>
-              <w:t xml:space="preserve"> </w:t>
-            </w:r>
-            <w:r>
-              <w:rPr>
-                <w:rStyle w:val="VerbatimChar"/>
-              </w:rPr>
-              <w:t xml:space="preserve">channel</w:t>
-            </w:r>
-            <w:r>
-              <w:t xml:space="preserve"> </w:t>
-            </w:r>
-            <w:r>
-              <w:t xml:space="preserve">property SHOULD be used if the event is based on data being published to a given topic.</w:t>
-            </w:r>
-          </w:p>
-        </w:tc>
-      </w:tr>
-    </w:tbl>
-    <w:bookmarkEnd w:id="97"/>
-    <w:bookmarkStart w:id="98" w:name="X161de4111fef1bc76c04c54f30a58fee01e4a12"/>
-    <w:p>
-      <w:pPr>
-        <w:pStyle w:val="Heading3"/>
-      </w:pPr>
-      <w:r>
-        <w:t xml:space="preserve">Data time</w:t>
-      </w:r>
-    </w:p>
-    <w:p>
-      <w:pPr>
-        <w:pStyle w:val="FirstParagraph"/>
-      </w:pPr>
-      <w:r>
-        <w:t xml:space="preserve">The</w:t>
-      </w:r>
-      <w:r>
-        <w:t xml:space="preserve"> </w:t>
-      </w:r>
-      <w:r>
-        <w:rPr>
-          <w:rStyle w:val="VerbatimChar"/>
-        </w:rPr>
-        <w:t xml:space="preserve">data.time</w:t>
-      </w:r>
-      <w:r>
-        <w:t xml:space="preserve"> </w:t>
-      </w:r>
-      <w:r>
-        <w:t xml:space="preserve">property defines time interval that the WMEM may be referring to (for example for a data outage notice).</w:t>
-      </w:r>
-    </w:p>
-    <w:p>
-      <w:pPr>
-        <w:pStyle w:val="BodyText"/>
-      </w:pPr>
-      <w:r>
-        <w:t xml:space="preserve">Examples:</w:t>
-      </w:r>
-    </w:p>
-    <w:p>
-      <w:pPr>
-        <w:pStyle w:val="SourceCode"/>
-      </w:pPr>
-      <w:r>
-        <w:rPr>
-          <w:rStyle w:val="ErrorTok"/>
-        </w:rPr>
-        <w:t xml:space="preserve">"time":</w:t>
-      </w:r>
-      <w:r>
-        <w:rPr>
-          <w:rStyle w:val="NormalTok"/>
-        </w:rPr>
-        <w:t xml:space="preserve"> </w:t>
-      </w:r>
-      <w:r>
-        <w:rPr>
-          <w:rStyle w:val="FunctionTok"/>
-        </w:rPr>
-        <w:t xml:space="preserve">{</w:t>
-      </w:r>
-      <w:r>
-        <w:br/>
-      </w:r>
-      <w:r>
-        <w:rPr>
-          <w:rStyle w:val="NormalTok"/>
-        </w:rPr>
-        <w:t xml:space="preserve">  </w:t>
-      </w:r>
-      <w:r>
-        <w:rPr>
-          <w:rStyle w:val="DataTypeTok"/>
-        </w:rPr>
-        <w:t xml:space="preserve">"interval"</w:t>
-      </w:r>
-      <w:r>
-        <w:rPr>
-          <w:rStyle w:val="FunctionTok"/>
-        </w:rPr>
-        <w:t xml:space="preserve">:</w:t>
-      </w:r>
-      <w:r>
-        <w:rPr>
-          <w:rStyle w:val="NormalTok"/>
-        </w:rPr>
-        <w:t xml:space="preserve"> </w:t>
-      </w:r>
-      <w:r>
-        <w:rPr>
-          <w:rStyle w:val="OtherTok"/>
-        </w:rPr>
-        <w:t xml:space="preserve">[</w:t>
-      </w:r>
-      <w:r>
-        <w:br/>
-      </w:r>
-      <w:r>
-        <w:rPr>
-          <w:rStyle w:val="NormalTok"/>
-        </w:rPr>
-        <w:t xml:space="preserve">      </w:t>
-      </w:r>
-      <w:r>
-        <w:rPr>
-          <w:rStyle w:val="StringTok"/>
-        </w:rPr>
-        <w:t xml:space="preserve">"2025-09-18T12:00:00Z"</w:t>
-      </w:r>
-      <w:r>
-        <w:rPr>
-          <w:rStyle w:val="OtherTok"/>
-        </w:rPr>
-        <w:t xml:space="preserve">,</w:t>
-      </w:r>
-      <w:r>
-        <w:br/>
-      </w:r>
-      <w:r>
-        <w:rPr>
-          <w:rStyle w:val="NormalTok"/>
-        </w:rPr>
-        <w:t xml:space="preserve">      </w:t>
-      </w:r>
-      <w:r>
-        <w:rPr>
-          <w:rStyle w:val="StringTok"/>
-        </w:rPr>
-        <w:t xml:space="preserve">"2025-09-18T16:00:00Z"</w:t>
-      </w:r>
-      <w:r>
-        <w:br/>
-      </w:r>
-      <w:r>
-        <w:rPr>
-          <w:rStyle w:val="NormalTok"/>
-        </w:rPr>
-        <w:t xml:space="preserve">  </w:t>
-      </w:r>
-      <w:r>
-        <w:rPr>
-          <w:rStyle w:val="OtherTok"/>
-        </w:rPr>
-        <w:t xml:space="preserve">]</w:t>
-      </w:r>
-      <w:r>
-        <w:br/>
-      </w:r>
-      <w:r>
-        <w:rPr>
-          <w:rStyle w:val="FunctionTok"/>
-        </w:rPr>
-        <w:t xml:space="preserve">}</w:t>
-      </w:r>
-    </w:p>
-    <w:p>
-      <w:pPr>
-        <w:pStyle w:val="SourceCode"/>
-      </w:pPr>
-      <w:r>
-        <w:rPr>
-          <w:rStyle w:val="ErrorTok"/>
-        </w:rPr>
-        <w:t xml:space="preserve">"time":</w:t>
-      </w:r>
-      <w:r>
-        <w:rPr>
-          <w:rStyle w:val="NormalTok"/>
-        </w:rPr>
-        <w:t xml:space="preserve"> </w:t>
-      </w:r>
-      <w:r>
-        <w:rPr>
-          <w:rStyle w:val="FunctionTok"/>
-        </w:rPr>
-        <w:t xml:space="preserve">{</w:t>
-      </w:r>
-      <w:r>
-        <w:br/>
-      </w:r>
-      <w:r>
-        <w:rPr>
-          <w:rStyle w:val="NormalTok"/>
-        </w:rPr>
-        <w:t xml:space="preserve">  </w:t>
-      </w:r>
-      <w:r>
-        <w:rPr>
-          <w:rStyle w:val="DataTypeTok"/>
-        </w:rPr>
-        <w:t xml:space="preserve">"interval"</w:t>
-      </w:r>
-      <w:r>
-        <w:rPr>
-          <w:rStyle w:val="FunctionTok"/>
-        </w:rPr>
-        <w:t xml:space="preserve">:</w:t>
-      </w:r>
-      <w:r>
-        <w:rPr>
-          <w:rStyle w:val="NormalTok"/>
-        </w:rPr>
-        <w:t xml:space="preserve"> </w:t>
-      </w:r>
-      <w:r>
-        <w:rPr>
-          <w:rStyle w:val="OtherTok"/>
-        </w:rPr>
-        <w:t xml:space="preserve">[</w:t>
-      </w:r>
-      <w:r>
-        <w:br/>
-      </w:r>
-      <w:r>
-        <w:rPr>
-          <w:rStyle w:val="NormalTok"/>
-        </w:rPr>
-        <w:t xml:space="preserve">      </w:t>
-      </w:r>
-      <w:r>
-        <w:rPr>
-          <w:rStyle w:val="StringTok"/>
-        </w:rPr>
-        <w:t xml:space="preserve">"2025-09-18T12:00:00Z"</w:t>
-      </w:r>
-      <w:r>
-        <w:rPr>
-          <w:rStyle w:val="OtherTok"/>
-        </w:rPr>
-        <w:t xml:space="preserve">,</w:t>
-      </w:r>
-      <w:r>
-        <w:br/>
-      </w:r>
-      <w:r>
-        <w:rPr>
-          <w:rStyle w:val="NormalTok"/>
-        </w:rPr>
-        <w:t xml:space="preserve">      </w:t>
-      </w:r>
-      <w:r>
-        <w:rPr>
-          <w:rStyle w:val="StringTok"/>
-        </w:rPr>
-        <w:t xml:space="preserve">".."</w:t>
-      </w:r>
-      <w:r>
-        <w:br/>
-      </w:r>
-      <w:r>
-        <w:rPr>
-          <w:rStyle w:val="NormalTok"/>
-        </w:rPr>
-        <w:t xml:space="preserve">  </w:t>
-      </w:r>
-      <w:r>
-        <w:rPr>
-          <w:rStyle w:val="OtherTok"/>
-        </w:rPr>
-        <w:t xml:space="preserve">]</w:t>
-      </w:r>
-      <w:r>
-        <w:br/>
-      </w:r>
-      <w:r>
-        <w:rPr>
-          <w:rStyle w:val="FunctionTok"/>
-        </w:rPr>
-        <w:t xml:space="preserve">}</w:t>
-      </w:r>
-    </w:p>
-    <w:p>
-      <w:pPr>
-        <w:pStyle w:val="SourceCode"/>
-      </w:pPr>
-      <w:r>
-        <w:rPr>
-          <w:rStyle w:val="ErrorTok"/>
-        </w:rPr>
-        <w:t xml:space="preserve">"time":</w:t>
-      </w:r>
-      <w:r>
-        <w:rPr>
-          <w:rStyle w:val="NormalTok"/>
-        </w:rPr>
-        <w:t xml:space="preserve"> </w:t>
-      </w:r>
-      <w:r>
-        <w:rPr>
-          <w:rStyle w:val="FunctionTok"/>
-        </w:rPr>
-        <w:t xml:space="preserve">{</w:t>
-      </w:r>
-      <w:r>
-        <w:br/>
-      </w:r>
-      <w:r>
-        <w:rPr>
-          <w:rStyle w:val="NormalTok"/>
-        </w:rPr>
-        <w:t xml:space="preserve">  </w:t>
-      </w:r>
-      <w:r>
-        <w:rPr>
-          <w:rStyle w:val="DataTypeTok"/>
-        </w:rPr>
-        <w:t xml:space="preserve">"interval"</w:t>
-      </w:r>
-      <w:r>
-        <w:rPr>
-          <w:rStyle w:val="FunctionTok"/>
-        </w:rPr>
-        <w:t xml:space="preserve">:</w:t>
-      </w:r>
-      <w:r>
-        <w:rPr>
-          <w:rStyle w:val="NormalTok"/>
-        </w:rPr>
-        <w:t xml:space="preserve"> </w:t>
-      </w:r>
-      <w:r>
-        <w:rPr>
-          <w:rStyle w:val="OtherTok"/>
-        </w:rPr>
-        <w:t xml:space="preserve">[</w:t>
-      </w:r>
-      <w:r>
-        <w:br/>
-      </w:r>
-      <w:r>
-        <w:rPr>
-          <w:rStyle w:val="NormalTok"/>
-        </w:rPr>
-        <w:t xml:space="preserve">      </w:t>
-      </w:r>
-      <w:r>
-        <w:rPr>
-          <w:rStyle w:val="StringTok"/>
-        </w:rPr>
-        <w:t xml:space="preserve">".."</w:t>
-      </w:r>
-      <w:r>
-        <w:rPr>
-          <w:rStyle w:val="OtherTok"/>
-        </w:rPr>
-        <w:t xml:space="preserve">,</w:t>
-      </w:r>
-      <w:r>
-        <w:br/>
-      </w:r>
-      <w:r>
-        <w:rPr>
-          <w:rStyle w:val="NormalTok"/>
-        </w:rPr>
-        <w:t xml:space="preserve">      </w:t>
-      </w:r>
-      <w:r>
-        <w:rPr>
-          <w:rStyle w:val="StringTok"/>
-        </w:rPr>
-        <w:t xml:space="preserve">"2025-09-18T16:00:00Z"</w:t>
-      </w:r>
-      <w:r>
-        <w:br/>
-      </w:r>
-      <w:r>
-        <w:rPr>
-          <w:rStyle w:val="NormalTok"/>
-        </w:rPr>
-        <w:t xml:space="preserve">  </w:t>
-      </w:r>
-      <w:r>
-        <w:rPr>
-          <w:rStyle w:val="OtherTok"/>
-        </w:rPr>
-        <w:t xml:space="preserve">]</w:t>
-      </w:r>
-      <w:r>
-        <w:br/>
-      </w:r>
-      <w:r>
-        <w:rPr>
-          <w:rStyle w:val="FunctionTok"/>
-        </w:rPr>
-        <w:t xml:space="preserve">}</w:t>
-      </w:r>
-    </w:p>
-    <w:tbl>
-      <w:tblPr>
-        <w:tblStyle w:val="Table"/>
-        <w:tblW w:type="pct" w:w="4500"/>
-        <w:tblLook w:firstRow="0" w:lastRow="0" w:firstColumn="0" w:lastColumn="0" w:noHBand="0" w:noVBand="0" w:val="0000"/>
-        <w:jc w:val="start"/>
-      </w:tblPr>
-      <w:tblGrid>
-        <w:gridCol w:w="1782"/>
-        <w:gridCol w:w="5346"/>
-      </w:tblGrid>
-      <w:tr>
-        <w:tc>
-          <w:tcPr/>
-          <w:p>
-            <w:pPr>
-              <w:jc w:val="center"/>
-            </w:pPr>
-            <w:r>
-              <w:rPr>
-                <w:bCs/>
-                <w:b/>
-              </w:rPr>
-              <w:t xml:space="preserve">Recommendation 3</w:t>
             </w:r>
           </w:p>
         </w:tc>
@@ -8071,8 +7872,8 @@
         </w:tc>
       </w:tr>
     </w:tbl>
-    <w:bookmarkEnd w:id="98"/>
-    <w:bookmarkStart w:id="103" w:name="Xbb49ddc8c09d44dcaac29bcdb5b140c11cfb8a3"/>
+    <w:bookmarkEnd w:id="97"/>
+    <w:bookmarkStart w:id="98" w:name="Xbb49ddc8c09d44dcaac29bcdb5b140c11cfb8a3"/>
     <w:p>
       <w:pPr>
         <w:pStyle w:val="Heading3"/>
@@ -8861,6 +8662,153 @@
             </w:r>
             <w:r>
               <w:t xml:space="preserve">property..</w:t>
+            </w:r>
+          </w:p>
+        </w:tc>
+      </w:tr>
+    </w:tbl>
+    <w:bookmarkEnd w:id="98"/>
+    <w:bookmarkStart w:id="103" w:name="X8b9919ab7c1b921c78c9e35374bfdd28000a341"/>
+    <w:p>
+      <w:pPr>
+        <w:pStyle w:val="Heading3"/>
+      </w:pPr>
+      <w:r>
+        <w:t xml:space="preserve">Data content channel</w:t>
+      </w:r>
+    </w:p>
+    <w:p>
+      <w:pPr>
+        <w:pStyle w:val="FirstParagraph"/>
+      </w:pPr>
+      <w:r>
+        <w:t xml:space="preserve">The</w:t>
+      </w:r>
+      <w:r>
+        <w:t xml:space="preserve"> </w:t>
+      </w:r>
+      <w:r>
+        <w:rPr>
+          <w:rStyle w:val="VerbatimChar"/>
+        </w:rPr>
+        <w:t xml:space="preserve">data.content.channel</w:t>
+      </w:r>
+      <w:r>
+        <w:t xml:space="preserve"> </w:t>
+      </w:r>
+      <w:r>
+        <w:t xml:space="preserve">property defines a WIS2 topic that the event may be referring to (for example for a data outage notice).</w:t>
+      </w:r>
+    </w:p>
+    <w:p>
+      <w:pPr>
+        <w:pStyle w:val="BodyText"/>
+      </w:pPr>
+      <w:r>
+        <w:t xml:space="preserve">Example:</w:t>
+      </w:r>
+    </w:p>
+    <w:p>
+      <w:pPr>
+        <w:pStyle w:val="SourceCode"/>
+      </w:pPr>
+      <w:r>
+        <w:rPr>
+          <w:rStyle w:val="ErrorTok"/>
+        </w:rPr>
+        <w:t xml:space="preserve">"channel":</w:t>
+      </w:r>
+      <w:r>
+        <w:rPr>
+          <w:rStyle w:val="NormalTok"/>
+        </w:rPr>
+        <w:t xml:space="preserve"> </w:t>
+      </w:r>
+      <w:r>
+        <w:rPr>
+          <w:rStyle w:val="ErrorTok"/>
+        </w:rPr>
+        <w:t xml:space="preserve">"origin/a/wis2/ar-smn/data/core/weather/surface-based-observations/synop"</w:t>
+      </w:r>
+    </w:p>
+    <w:tbl>
+      <w:tblPr>
+        <w:tblStyle w:val="Table"/>
+        <w:tblW w:type="pct" w:w="4500"/>
+        <w:tblLook w:firstRow="0" w:lastRow="0" w:firstColumn="0" w:lastColumn="0" w:noHBand="0" w:noVBand="0" w:val="0000"/>
+        <w:jc w:val="start"/>
+      </w:tblPr>
+      <w:tblGrid>
+        <w:gridCol w:w="1782"/>
+        <w:gridCol w:w="5346"/>
+      </w:tblGrid>
+      <w:tr>
+        <w:tc>
+          <w:tcPr/>
+          <w:p>
+            <w:pPr>
+              <w:jc w:val="center"/>
+            </w:pPr>
+            <w:r>
+              <w:rPr>
+                <w:bCs/>
+                <w:b/>
+              </w:rPr>
+              <w:t xml:space="preserve">Recommendation 3</w:t>
+            </w:r>
+          </w:p>
+        </w:tc>
+        <w:tc>
+          <w:tcPr/>
+          <w:p>
+            <w:pPr>
+              <w:jc w:val="left"/>
+            </w:pPr>
+            <w:r>
+              <w:rPr>
+                <w:bCs/>
+                <w:b/>
+              </w:rPr>
+              <w:t xml:space="preserve">/rec/monitoring-event-message-core/data_content_channel</w:t>
+            </w:r>
+          </w:p>
+        </w:tc>
+      </w:tr>
+      <w:tr>
+        <w:tc>
+          <w:tcPr/>
+          <w:p>
+            <w:pPr>
+              <w:jc w:val="center"/>
+            </w:pPr>
+            <w:r>
+              <w:t xml:space="preserve">A</w:t>
+            </w:r>
+          </w:p>
+        </w:tc>
+        <w:tc>
+          <w:tcPr/>
+          <w:p>
+            <w:pPr>
+              <w:jc w:val="left"/>
+            </w:pPr>
+            <w:r>
+              <w:t xml:space="preserve">A WMEM SHOULD provide a</w:t>
+            </w:r>
+            <w:r>
+              <w:t xml:space="preserve"> </w:t>
+            </w:r>
+            <w:r>
+              <w:rPr>
+                <w:rStyle w:val="VerbatimChar"/>
+              </w:rPr>
+              <w:t xml:space="preserve">data.content.channel</w:t>
+            </w:r>
+            <w:r>
+              <w:t xml:space="preserve"> </w:t>
+            </w:r>
+            <w:r>
+              <w:t xml:space="preserve">property if the event is based on data being published to a given topic.</w:t>
             </w:r>
           </w:p>
         </w:tc>

--- a/standard/wis2-monitoring-events-DRAFT.docx
+++ b/standard/wis2-monitoring-events-DRAFT.docx
@@ -33,7 +33,7 @@
         <w:pStyle w:val="Date"/>
       </w:pPr>
       <w:r>
-        <w:t xml:space="preserve">2026-04-14</w:t>
+        <w:t xml:space="preserve">2026-05-11</w:t>
       </w:r>
     </w:p>
     <w:p>
@@ -86,7 +86,7 @@
               <w:jc w:val="left"/>
             </w:pPr>
             <w:r>
-              <w:t xml:space="preserve">Date: 2026-04-14</w:t>
+              <w:t xml:space="preserve">Date: 2026-05-11</w:t>
             </w:r>
           </w:p>
         </w:tc>
@@ -99,7 +99,7 @@
               <w:jc w:val="left"/>
             </w:pPr>
             <w:r>
-              <w:t xml:space="preserve">Version: 1.0.0-DRAFT-2026-04-14</w:t>
+              <w:t xml:space="preserve">Version: 1.0.0-DRAFT-2026-05-11</w:t>
             </w:r>
           </w:p>
         </w:tc>
@@ -2787,7 +2787,7 @@
     <w:bookmarkEnd w:id="76"/>
     <w:bookmarkEnd w:id="77"/>
     <w:bookmarkEnd w:id="78"/>
-    <w:bookmarkStart w:id="109" w:name="Xbbcb48c453450c67996994f0b4c8d69805e89e0"/>
+    <w:bookmarkStart w:id="108" w:name="Xbbcb48c453450c67996994f0b4c8d69805e89e0"/>
     <w:p>
       <w:pPr>
         <w:pStyle w:val="Heading1"/>
@@ -2873,7 +2873,7 @@
         <w:t xml:space="preserve">a WIS2 Node providing a notice on service interruptions during a given date/time window</w:t>
       </w:r>
     </w:p>
-    <w:bookmarkStart w:id="108" w:name="X5cac172f9a89b42b4db7e71380e143ecdd7aabd"/>
+    <w:bookmarkStart w:id="107" w:name="X5cac172f9a89b42b4db7e71380e143ecdd7aabd"/>
     <w:p>
       <w:pPr>
         <w:pStyle w:val="Heading2"/>
@@ -3685,58 +3685,6 @@
               <w:rPr>
                 <w:rStyle w:val="VerbatimChar"/>
               </w:rPr>
-              <w:t xml:space="preserve">data.subtype</w:t>
-            </w:r>
-          </w:p>
-        </w:tc>
-        <w:tc>
-          <w:tcPr/>
-          <w:p>
-            <w:pPr>
-              <w:jc w:val="left"/>
-            </w:pPr>
-            <w:r>
-              <w:t xml:space="preserve">Optional</w:t>
-            </w:r>
-          </w:p>
-        </w:tc>
-        <w:tc>
-          <w:tcPr/>
-          <w:p>
-            <w:pPr>
-              <w:jc w:val="left"/>
-            </w:pPr>
-            <w:r>
-              <w:t xml:space="preserve">A string further describing the event type (see</w:t>
-            </w:r>
-            <w:r>
-              <w:t xml:space="preserve"> </w:t>
-            </w:r>
-            <w:hyperlink w:anchor="X065865eded134a599d564ca5eec1d40e7bbd8e8">
-              <w:r>
-                <w:rPr>
-                  <w:rStyle w:val="Hyperlink"/>
-                </w:rPr>
-                <w:t xml:space="preserve">Data subtype</w:t>
-              </w:r>
-            </w:hyperlink>
-            <w:r>
-              <w:t xml:space="preserve">)</w:t>
-            </w:r>
-          </w:p>
-        </w:tc>
-      </w:tr>
-      <w:tr>
-        <w:tc>
-          <w:tcPr/>
-          <w:p>
-            <w:pPr>
-              <w:jc w:val="left"/>
-            </w:pPr>
-            <w:r>
-              <w:rPr>
-                <w:rStyle w:val="VerbatimChar"/>
-              </w:rPr>
               <w:t xml:space="preserve">data.severity</w:t>
             </w:r>
           </w:p>
@@ -4642,7 +4590,7 @@
         <w:rPr>
           <w:rStyle w:val="ErrorTok"/>
         </w:rPr>
-        <w:t xml:space="preserve">"int.wmo.wis.wme.event"</w:t>
+        <w:t xml:space="preserve">"int.wmo.wis.wme.event.wcmp2.ets"</w:t>
       </w:r>
     </w:p>
     <w:tbl>
@@ -4761,16 +4709,7 @@
               <w:t xml:space="preserve"> </w:t>
             </w:r>
             <w:r>
-              <w:t xml:space="preserve">property SHALL be equal to</w:t>
-            </w:r>
-            <w:r>
-              <w:t xml:space="preserve"> </w:t>
-            </w:r>
-            <w:r>
-              <w:rPr>
-                <w:rStyle w:val="VerbatimChar"/>
-              </w:rPr>
-              <w:t xml:space="preserve">int.wmo.wis.wme.event</w:t>
+              <w:t xml:space="preserve">property SHALL be a valid code from the WMEM event type code list.</w:t>
             </w:r>
           </w:p>
         </w:tc>
@@ -6900,63 +6839,7 @@
       </w:tr>
     </w:tbl>
     <w:bookmarkEnd w:id="93"/>
-    <w:bookmarkStart w:id="94" w:name="X065865eded134a599d564ca5eec1d40e7bbd8e8"/>
-    <w:p>
-      <w:pPr>
-        <w:pStyle w:val="Heading3"/>
-      </w:pPr>
-      <w:r>
-        <w:t xml:space="preserve">Data subtype</w:t>
-      </w:r>
-    </w:p>
-    <w:p>
-      <w:pPr>
-        <w:pStyle w:val="FirstParagraph"/>
-      </w:pPr>
-      <w:r>
-        <w:t xml:space="preserve">The</w:t>
-      </w:r>
-      <w:r>
-        <w:t xml:space="preserve"> </w:t>
-      </w:r>
-      <w:r>
-        <w:rPr>
-          <w:rStyle w:val="VerbatimChar"/>
-        </w:rPr>
-        <w:t xml:space="preserve">subtype</w:t>
-      </w:r>
-      <w:r>
-        <w:t xml:space="preserve"> </w:t>
-      </w:r>
-      <w:r>
-        <w:t xml:space="preserve">property further describes a given event type. This value can be useful for deeper observability and filtering of monitoring messages for dedicated workflows.</w:t>
-      </w:r>
-    </w:p>
-    <w:p>
-      <w:pPr>
-        <w:pStyle w:val="SourceCode"/>
-      </w:pPr>
-      <w:r>
-        <w:rPr>
-          <w:rStyle w:val="ErrorTok"/>
-        </w:rPr>
-        <w:t xml:space="preserve">"subtype":</w:t>
-      </w:r>
-      <w:r>
-        <w:rPr>
-          <w:rStyle w:val="NormalTok"/>
-        </w:rPr>
-        <w:t xml:space="preserve"> </w:t>
-      </w:r>
-      <w:r>
-        <w:rPr>
-          <w:rStyle w:val="ErrorTok"/>
-        </w:rPr>
-        <w:t xml:space="preserve">"wcmp2-ets"</w:t>
-      </w:r>
-    </w:p>
-    <w:bookmarkEnd w:id="94"/>
-    <w:bookmarkStart w:id="95" w:name="X87c0ca2a9ecd17e0c5005ff7257f983bc4bda01"/>
+    <w:bookmarkStart w:id="94" w:name="X87c0ca2a9ecd17e0c5005ff7257f983bc4bda01"/>
     <w:p>
       <w:pPr>
         <w:pStyle w:val="Heading3"/>
@@ -7216,72 +7099,72 @@
         </w:tc>
       </w:tr>
     </w:tbl>
+    <w:bookmarkEnd w:id="94"/>
+    <w:bookmarkStart w:id="95" w:name="Xa5b4b321257fbf04b8054a2aa0ab738e5108df4"/>
+    <w:p>
+      <w:pPr>
+        <w:pStyle w:val="Heading3"/>
+      </w:pPr>
+      <w:r>
+        <w:t xml:space="preserve">Data ref</w:t>
+      </w:r>
+    </w:p>
+    <w:p>
+      <w:pPr>
+        <w:pStyle w:val="FirstParagraph"/>
+      </w:pPr>
+      <w:r>
+        <w:t xml:space="preserve">The</w:t>
+      </w:r>
+      <w:r>
+        <w:t xml:space="preserve"> </w:t>
+      </w:r>
+      <w:r>
+        <w:rPr>
+          <w:rStyle w:val="VerbatimChar"/>
+        </w:rPr>
+        <w:t xml:space="preserve">data.ref</w:t>
+      </w:r>
+      <w:r>
+        <w:t xml:space="preserve"> </w:t>
+      </w:r>
+      <w:r>
+        <w:t xml:space="preserve">property defines an identifier that the event is referencing (for example, to refer/follow up on a previous monitoring event).</w:t>
+      </w:r>
+    </w:p>
+    <w:p>
+      <w:pPr>
+        <w:pStyle w:val="BodyText"/>
+      </w:pPr>
+      <w:r>
+        <w:t xml:space="preserve">Example:</w:t>
+      </w:r>
+    </w:p>
+    <w:p>
+      <w:pPr>
+        <w:pStyle w:val="SourceCode"/>
+      </w:pPr>
+      <w:r>
+        <w:rPr>
+          <w:rStyle w:val="ErrorTok"/>
+        </w:rPr>
+        <w:t xml:space="preserve">"ref":</w:t>
+      </w:r>
+      <w:r>
+        <w:rPr>
+          <w:rStyle w:val="NormalTok"/>
+        </w:rPr>
+        <w:t xml:space="preserve"> </w:t>
+      </w:r>
+      <w:r>
+        <w:rPr>
+          <w:rStyle w:val="ErrorTok"/>
+        </w:rPr>
+        <w:t xml:space="preserve">"6da24af0-b19f-4106-b583-73cc25a4435d"</w:t>
+      </w:r>
+    </w:p>
     <w:bookmarkEnd w:id="95"/>
-    <w:bookmarkStart w:id="96" w:name="Xa5b4b321257fbf04b8054a2aa0ab738e5108df4"/>
-    <w:p>
-      <w:pPr>
-        <w:pStyle w:val="Heading3"/>
-      </w:pPr>
-      <w:r>
-        <w:t xml:space="preserve">Data ref</w:t>
-      </w:r>
-    </w:p>
-    <w:p>
-      <w:pPr>
-        <w:pStyle w:val="FirstParagraph"/>
-      </w:pPr>
-      <w:r>
-        <w:t xml:space="preserve">The</w:t>
-      </w:r>
-      <w:r>
-        <w:t xml:space="preserve"> </w:t>
-      </w:r>
-      <w:r>
-        <w:rPr>
-          <w:rStyle w:val="VerbatimChar"/>
-        </w:rPr>
-        <w:t xml:space="preserve">data.ref</w:t>
-      </w:r>
-      <w:r>
-        <w:t xml:space="preserve"> </w:t>
-      </w:r>
-      <w:r>
-        <w:t xml:space="preserve">property defines an identifier that the event is referencing (for example, to refer/follow up on a previous monitoring event).</w:t>
-      </w:r>
-    </w:p>
-    <w:p>
-      <w:pPr>
-        <w:pStyle w:val="BodyText"/>
-      </w:pPr>
-      <w:r>
-        <w:t xml:space="preserve">Example:</w:t>
-      </w:r>
-    </w:p>
-    <w:p>
-      <w:pPr>
-        <w:pStyle w:val="SourceCode"/>
-      </w:pPr>
-      <w:r>
-        <w:rPr>
-          <w:rStyle w:val="ErrorTok"/>
-        </w:rPr>
-        <w:t xml:space="preserve">"ref":</w:t>
-      </w:r>
-      <w:r>
-        <w:rPr>
-          <w:rStyle w:val="NormalTok"/>
-        </w:rPr>
-        <w:t xml:space="preserve"> </w:t>
-      </w:r>
-      <w:r>
-        <w:rPr>
-          <w:rStyle w:val="ErrorTok"/>
-        </w:rPr>
-        <w:t xml:space="preserve">"6da24af0-b19f-4106-b583-73cc25a4435d"</w:t>
-      </w:r>
-    </w:p>
-    <w:bookmarkEnd w:id="96"/>
-    <w:bookmarkStart w:id="97" w:name="X161de4111fef1bc76c04c54f30a58fee01e4a12"/>
+    <w:bookmarkStart w:id="96" w:name="X161de4111fef1bc76c04c54f30a58fee01e4a12"/>
     <w:p>
       <w:pPr>
         <w:pStyle w:val="Heading3"/>
@@ -7872,8 +7755,8 @@
         </w:tc>
       </w:tr>
     </w:tbl>
-    <w:bookmarkEnd w:id="97"/>
-    <w:bookmarkStart w:id="98" w:name="Xbb49ddc8c09d44dcaac29bcdb5b140c11cfb8a3"/>
+    <w:bookmarkEnd w:id="96"/>
+    <w:bookmarkStart w:id="97" w:name="Xbb49ddc8c09d44dcaac29bcdb5b140c11cfb8a3"/>
     <w:p>
       <w:pPr>
         <w:pStyle w:val="Heading3"/>
@@ -8667,8 +8550,8 @@
         </w:tc>
       </w:tr>
     </w:tbl>
-    <w:bookmarkEnd w:id="98"/>
-    <w:bookmarkStart w:id="103" w:name="X8b9919ab7c1b921c78c9e35374bfdd28000a341"/>
+    <w:bookmarkEnd w:id="97"/>
+    <w:bookmarkStart w:id="102" w:name="X8b9919ab7c1b921c78c9e35374bfdd28000a341"/>
     <w:p>
       <w:pPr>
         <w:pStyle w:val="Heading3"/>
@@ -8814,7 +8697,7 @@
         </w:tc>
       </w:tr>
     </w:tbl>
-    <w:bookmarkStart w:id="101" w:name="X77db2cad08be1629cf139b4ef87b3c6a7e92651"/>
+    <w:bookmarkStart w:id="100" w:name="X77db2cad08be1629cf139b4ef87b3c6a7e92651"/>
     <w:p>
       <w:pPr>
         <w:pStyle w:val="Heading4"/>
@@ -8869,7 +8752,7 @@
         <w:rPr>
           <w:rStyle w:val="FootnoteReference"/>
         </w:rPr>
-        <w:footnoteReference w:id="99"/>
+        <w:footnoteReference w:id="98"/>
       </w:r>
       <w:r>
         <w:t xml:space="preserve">.</w:t>
@@ -9117,8 +9000,8 @@
         </w:tc>
       </w:tr>
     </w:tbl>
-    <w:bookmarkEnd w:id="101"/>
-    <w:bookmarkStart w:id="102" w:name="Xa3bab8723b0a5982b78b12023ccbed30bed9cc4"/>
+    <w:bookmarkEnd w:id="100"/>
+    <w:bookmarkStart w:id="101" w:name="Xa3bab8723b0a5982b78b12023ccbed30bed9cc4"/>
     <w:p>
       <w:pPr>
         <w:pStyle w:val="Heading4"/>
@@ -9444,9 +9327,9 @@
         </w:tc>
       </w:tr>
     </w:tbl>
+    <w:bookmarkEnd w:id="101"/>
     <w:bookmarkEnd w:id="102"/>
-    <w:bookmarkEnd w:id="103"/>
-    <w:bookmarkStart w:id="107" w:name="Xc0f9952e5dd258f711e6531c1aa8053f25ac2c9"/>
+    <w:bookmarkStart w:id="106" w:name="Xc0f9952e5dd258f711e6531c1aa8053f25ac2c9"/>
     <w:p>
       <w:pPr>
         <w:pStyle w:val="Heading3"/>
@@ -9540,7 +9423,7 @@
       <w:r>
         <w:t xml:space="preserve"> </w:t>
       </w:r>
-      <w:hyperlink r:id="rId104">
+      <w:hyperlink r:id="rId103">
         <w:r>
           <w:rPr>
             <w:rStyle w:val="Hyperlink"/>
@@ -9557,7 +9440,7 @@
       <w:r>
         <w:t xml:space="preserve"> </w:t>
       </w:r>
-      <w:hyperlink r:id="rId105">
+      <w:hyperlink r:id="rId104">
         <w:r>
           <w:rPr>
             <w:rStyle w:val="Hyperlink"/>
@@ -10558,7 +10441,7 @@
         </w:tc>
       </w:tr>
     </w:tbl>
-    <w:bookmarkStart w:id="106" w:name="X0816bbae025f082caaf5aa16c47b09f1cd4e88e"/>
+    <w:bookmarkStart w:id="105" w:name="X0816bbae025f082caaf5aa16c47b09f1cd4e88e"/>
     <w:p>
       <w:pPr>
         <w:pStyle w:val="Heading4"/>
@@ -10994,10 +10877,10 @@
         <w:t xml:space="preserve">]</w:t>
       </w:r>
     </w:p>
+    <w:bookmarkEnd w:id="105"/>
     <w:bookmarkEnd w:id="106"/>
     <w:bookmarkEnd w:id="107"/>
     <w:bookmarkEnd w:id="108"/>
-    <w:bookmarkEnd w:id="109"/>
     <w:bookmarkStart w:id="129" w:name="X78fdb1f4716baf4c26796c550dad0531813f831"/>
     <w:p>
       <w:pPr>
@@ -11007,7 +10890,7 @@
         <w:t xml:space="preserve">Conformance Class Abstract Test Suite (Normative)</w:t>
       </w:r>
     </w:p>
-    <w:bookmarkStart w:id="111" w:name="Xad44991ee94a15f409f4fe92d60ed8bb9d1c7ae"/>
+    <w:bookmarkStart w:id="110" w:name="Xad44991ee94a15f409f4fe92d60ed8bb9d1c7ae"/>
     <w:p>
       <w:pPr>
         <w:pStyle w:val="Heading2"/>
@@ -11069,7 +10952,7 @@
         <w:t xml:space="preserve">Target Type:Topic Classification</w:t>
       </w:r>
     </w:p>
-    <w:bookmarkStart w:id="110" w:name="Xff77ddcf7ba7899c05302944b7a41491adf63b3"/>
+    <w:bookmarkStart w:id="109" w:name="Xff77ddcf7ba7899c05302944b7a41491adf63b3"/>
     <w:p>
       <w:pPr>
         <w:pStyle w:val="Heading3"/>
@@ -11225,8 +11108,8 @@
         <w:t xml:space="preserve">Check that the fourth token is a valid centre identifier.</w:t>
       </w:r>
     </w:p>
+    <w:bookmarkEnd w:id="109"/>
     <w:bookmarkEnd w:id="110"/>
-    <w:bookmarkEnd w:id="111"/>
     <w:bookmarkStart w:id="128" w:name="X36d131507a834f89d37f48b1dc466aae1a1b1f5"/>
     <w:p>
       <w:pPr>
@@ -11289,7 +11172,7 @@
         <w:t xml:space="preserve">Target Type:Event Metadata</w:t>
       </w:r>
     </w:p>
-    <w:bookmarkStart w:id="112" w:name="Xd66068c09e2a54a50a68955949a313d0b938175"/>
+    <w:bookmarkStart w:id="111" w:name="Xd66068c09e2a54a50a68955949a313d0b938175"/>
     <w:p>
       <w:pPr>
         <w:pStyle w:val="Heading3"/>
@@ -11354,14 +11237,80 @@
         <w:t xml:space="preserve">Run JSON Schema validation on the WMEM against the authoritative JSON schema.</w:t>
       </w:r>
     </w:p>
+    <w:bookmarkEnd w:id="111"/>
+    <w:bookmarkStart w:id="112" w:name="Xd82d8cf3b20467d72443990f334f271ce7fe6cf"/>
+    <w:p>
+      <w:pPr>
+        <w:pStyle w:val="Heading3"/>
+      </w:pPr>
+      <w:r>
+        <w:t xml:space="preserve">Message size</w:t>
+      </w:r>
+    </w:p>
+    <w:p>
+      <w:pPr>
+        <w:pStyle w:val="DefinitionTerm"/>
+      </w:pPr>
+      <w:r>
+        <w:t xml:space="preserve">label</w:t>
+      </w:r>
+    </w:p>
+    <w:p>
+      <w:pPr>
+        <w:pStyle w:val="Definition"/>
+      </w:pPr>
+      <w:r>
+        <w:t xml:space="preserve">/conf/event-message-core/message_size</w:t>
+      </w:r>
+    </w:p>
+    <w:p>
+      <w:pPr>
+        <w:pStyle w:val="DefinitionTerm"/>
+      </w:pPr>
+      <w:r>
+        <w:t xml:space="preserve">subject</w:t>
+      </w:r>
+    </w:p>
+    <w:p>
+      <w:pPr>
+        <w:pStyle w:val="Definition"/>
+      </w:pPr>
+      <w:r>
+        <w:t xml:space="preserve">/req/event-message-core/message_size</w:t>
+      </w:r>
+    </w:p>
+    <w:p>
+      <w:pPr>
+        <w:pStyle w:val="DefinitionTerm"/>
+      </w:pPr>
+      <w:r>
+        <w:t xml:space="preserve">test-purpose</w:t>
+      </w:r>
+    </w:p>
+    <w:p>
+      <w:pPr>
+        <w:pStyle w:val="Definition"/>
+      </w:pPr>
+      <w:r>
+        <w:t xml:space="preserve">Validate that a WMEM has a valid message size.</w:t>
+      </w:r>
+    </w:p>
+    <w:p>
+      <w:pPr>
+        <w:pStyle w:val="FirstParagraph"/>
+      </w:pPr>
+      <w:r>
+        <w:t xml:space="preserve">Check that the size of the complete WMEM does not exceed 8192 bytes.</w:t>
+      </w:r>
+    </w:p>
     <w:bookmarkEnd w:id="112"/>
-    <w:bookmarkStart w:id="113" w:name="Xd82d8cf3b20467d72443990f334f271ce7fe6cf"/>
+    <w:bookmarkStart w:id="113" w:name="X8749fcc5d010c03aaa11d4f982116a6b2a782f3"/>
     <w:p>
       <w:pPr>
         <w:pStyle w:val="Heading3"/>
       </w:pPr>
       <w:r>
-        <w:t xml:space="preserve">Message size</w:t>
+        <w:t xml:space="preserve">Identifier</w:t>
       </w:r>
     </w:p>
     <w:p>
@@ -11377,7 +11326,7 @@
         <w:pStyle w:val="Definition"/>
       </w:pPr>
       <w:r>
-        <w:t xml:space="preserve">/conf/event-message-core/message_size</w:t>
+        <w:t xml:space="preserve">/conf/event-message-core/id</w:t>
       </w:r>
     </w:p>
     <w:p>
@@ -11393,7 +11342,7 @@
         <w:pStyle w:val="Definition"/>
       </w:pPr>
       <w:r>
-        <w:t xml:space="preserve">/req/event-message-core/message_size</w:t>
+        <w:t xml:space="preserve">/req/event-message-core/id</w:t>
       </w:r>
     </w:p>
     <w:p>
@@ -11409,7 +11358,7 @@
         <w:pStyle w:val="Definition"/>
       </w:pPr>
       <w:r>
-        <w:t xml:space="preserve">Validate that a WMEM has a valid message size.</w:t>
+        <w:t xml:space="preserve">Validate that a WMEM has a valid identifier.</w:t>
       </w:r>
     </w:p>
     <w:p>
@@ -11417,17 +11366,55 @@
         <w:pStyle w:val="FirstParagraph"/>
       </w:pPr>
       <w:r>
-        <w:t xml:space="preserve">Check that the size of the complete WMEM does not exceed 8192 bytes.</w:t>
+        <w:t xml:space="preserve">Check for the existence of an</w:t>
+      </w:r>
+      <w:r>
+        <w:t xml:space="preserve"> </w:t>
+      </w:r>
+      <w:r>
+        <w:rPr>
+          <w:rStyle w:val="VerbatimChar"/>
+        </w:rPr>
+        <w:t xml:space="preserve">id</w:t>
+      </w:r>
+      <w:r>
+        <w:t xml:space="preserve"> </w:t>
+      </w:r>
+      <w:r>
+        <w:t xml:space="preserve">property in the WMEM.</w:t>
+      </w:r>
+    </w:p>
+    <w:p>
+      <w:pPr>
+        <w:pStyle w:val="BodyText"/>
+      </w:pPr>
+      <w:r>
+        <w:t xml:space="preserve">Check that the</w:t>
+      </w:r>
+      <w:r>
+        <w:t xml:space="preserve"> </w:t>
+      </w:r>
+      <w:r>
+        <w:rPr>
+          <w:rStyle w:val="VerbatimChar"/>
+        </w:rPr>
+        <w:t xml:space="preserve">id</w:t>
+      </w:r>
+      <w:r>
+        <w:t xml:space="preserve"> </w:t>
+      </w:r>
+      <w:r>
+        <w:t xml:space="preserve">property is a valid UUID.</w:t>
       </w:r>
     </w:p>
     <w:bookmarkEnd w:id="113"/>
-    <w:bookmarkStart w:id="114" w:name="X8749fcc5d010c03aaa11d4f982116a6b2a782f3"/>
+    <w:bookmarkStart w:id="114" w:name="X345d4bcb6128d0a118c5f1c26f808ddd6c78934"/>
     <w:p>
       <w:pPr>
         <w:pStyle w:val="Heading3"/>
       </w:pPr>
       <w:r>
-        <w:t xml:space="preserve">Identifier</w:t>
+        <w:t xml:space="preserve">Version</w:t>
       </w:r>
     </w:p>
     <w:p>
@@ -11443,7 +11430,7 @@
         <w:pStyle w:val="Definition"/>
       </w:pPr>
       <w:r>
-        <w:t xml:space="preserve">/conf/event-message-core/id</w:t>
+        <w:t xml:space="preserve">/conf/event-message-core/version</w:t>
       </w:r>
     </w:p>
     <w:p>
@@ -11459,7 +11446,7 @@
         <w:pStyle w:val="Definition"/>
       </w:pPr>
       <w:r>
-        <w:t xml:space="preserve">/req/event-message-core/id</w:t>
+        <w:t xml:space="preserve">/req/event-message-core/version</w:t>
       </w:r>
     </w:p>
     <w:p>
@@ -11475,7 +11462,7 @@
         <w:pStyle w:val="Definition"/>
       </w:pPr>
       <w:r>
-        <w:t xml:space="preserve">Validate that a WMEM has a valid identifier.</w:t>
+        <w:t xml:space="preserve">Validate that a WMEM has a valid version.</w:t>
       </w:r>
     </w:p>
     <w:p>
@@ -11483,7 +11470,7 @@
         <w:pStyle w:val="FirstParagraph"/>
       </w:pPr>
       <w:r>
-        <w:t xml:space="preserve">Check for the existence of an</w:t>
+        <w:t xml:space="preserve">Check for the existence of a</w:t>
       </w:r>
       <w:r>
         <w:t xml:space="preserve"> </w:t>
@@ -11492,7 +11479,7 @@
         <w:rPr>
           <w:rStyle w:val="VerbatimChar"/>
         </w:rPr>
-        <w:t xml:space="preserve">id</w:t>
+        <w:t xml:space="preserve">specversion</w:t>
       </w:r>
       <w:r>
         <w:t xml:space="preserve"> </w:t>
@@ -11515,23 +11502,35 @@
         <w:rPr>
           <w:rStyle w:val="VerbatimChar"/>
         </w:rPr>
-        <w:t xml:space="preserve">id</w:t>
-      </w:r>
-      <w:r>
-        <w:t xml:space="preserve"> </w:t>
-      </w:r>
-      <w:r>
-        <w:t xml:space="preserve">property is a valid UUID.</w:t>
+        <w:t xml:space="preserve">specversion</w:t>
+      </w:r>
+      <w:r>
+        <w:t xml:space="preserve"> </w:t>
+      </w:r>
+      <w:r>
+        <w:t xml:space="preserve">property is set to</w:t>
+      </w:r>
+      <w:r>
+        <w:t xml:space="preserve"> </w:t>
+      </w:r>
+      <w:r>
+        <w:rPr>
+          <w:rStyle w:val="VerbatimChar"/>
+        </w:rPr>
+        <w:t xml:space="preserve">1.0</w:t>
+      </w:r>
+      <w:r>
+        <w:t xml:space="preserve">.</w:t>
       </w:r>
     </w:p>
     <w:bookmarkEnd w:id="114"/>
-    <w:bookmarkStart w:id="115" w:name="X345d4bcb6128d0a118c5f1c26f808ddd6c78934"/>
+    <w:bookmarkStart w:id="116" w:name="X752c9a0f5737dd1c713512b5590892f33737224"/>
     <w:p>
       <w:pPr>
         <w:pStyle w:val="Heading3"/>
       </w:pPr>
       <w:r>
-        <w:t xml:space="preserve">Version</w:t>
+        <w:t xml:space="preserve">Type</w:t>
       </w:r>
     </w:p>
     <w:p>
@@ -11547,7 +11546,7 @@
         <w:pStyle w:val="Definition"/>
       </w:pPr>
       <w:r>
-        <w:t xml:space="preserve">/conf/event-message-core/version</w:t>
+        <w:t xml:space="preserve">/conf/event-message-core/type</w:t>
       </w:r>
     </w:p>
     <w:p>
@@ -11563,7 +11562,7 @@
         <w:pStyle w:val="Definition"/>
       </w:pPr>
       <w:r>
-        <w:t xml:space="preserve">/req/event-message-core/version</w:t>
+        <w:t xml:space="preserve">/req/event-message-core/type</w:t>
       </w:r>
     </w:p>
     <w:p>
@@ -11579,7 +11578,7 @@
         <w:pStyle w:val="Definition"/>
       </w:pPr>
       <w:r>
-        <w:t xml:space="preserve">Validate that a WMEM has a valid version.</w:t>
+        <w:t xml:space="preserve">Validate that a WMEM has a valid type.</w:t>
       </w:r>
     </w:p>
     <w:p>
@@ -11596,7 +11595,7 @@
         <w:rPr>
           <w:rStyle w:val="VerbatimChar"/>
         </w:rPr>
-        <w:t xml:space="preserve">specversion</w:t>
+        <w:t xml:space="preserve">type</w:t>
       </w:r>
       <w:r>
         <w:t xml:space="preserve"> </w:t>
@@ -11610,148 +11609,19 @@
         <w:pStyle w:val="BodyText"/>
       </w:pPr>
       <w:r>
-        <w:t xml:space="preserve">Check that the</w:t>
-      </w:r>
-      <w:r>
-        <w:t xml:space="preserve"> </w:t>
-      </w:r>
-      <w:r>
-        <w:rPr>
-          <w:rStyle w:val="VerbatimChar"/>
-        </w:rPr>
-        <w:t xml:space="preserve">specversion</w:t>
-      </w:r>
-      <w:r>
-        <w:t xml:space="preserve"> </w:t>
-      </w:r>
-      <w:r>
-        <w:t xml:space="preserve">property is set to</w:t>
-      </w:r>
-      <w:r>
-        <w:t xml:space="preserve"> </w:t>
-      </w:r>
-      <w:r>
-        <w:rPr>
-          <w:rStyle w:val="VerbatimChar"/>
-        </w:rPr>
-        <w:t xml:space="preserve">1.0</w:t>
-      </w:r>
-      <w:r>
-        <w:t xml:space="preserve">.</w:t>
-      </w:r>
-    </w:p>
-    <w:bookmarkEnd w:id="115"/>
-    <w:bookmarkStart w:id="116" w:name="X752c9a0f5737dd1c713512b5590892f33737224"/>
-    <w:p>
-      <w:pPr>
-        <w:pStyle w:val="Heading3"/>
-      </w:pPr>
-      <w:r>
-        <w:t xml:space="preserve">Type</w:t>
-      </w:r>
-    </w:p>
-    <w:p>
-      <w:pPr>
-        <w:pStyle w:val="DefinitionTerm"/>
-      </w:pPr>
-      <w:r>
-        <w:t xml:space="preserve">label</w:t>
-      </w:r>
-    </w:p>
-    <w:p>
-      <w:pPr>
-        <w:pStyle w:val="Definition"/>
-      </w:pPr>
-      <w:r>
-        <w:t xml:space="preserve">/conf/event-message-core/type</w:t>
-      </w:r>
-    </w:p>
-    <w:p>
-      <w:pPr>
-        <w:pStyle w:val="DefinitionTerm"/>
-      </w:pPr>
-      <w:r>
-        <w:t xml:space="preserve">subject</w:t>
-      </w:r>
-    </w:p>
-    <w:p>
-      <w:pPr>
-        <w:pStyle w:val="Definition"/>
-      </w:pPr>
-      <w:r>
-        <w:t xml:space="preserve">/req/event-message-core/type</w:t>
-      </w:r>
-    </w:p>
-    <w:p>
-      <w:pPr>
-        <w:pStyle w:val="DefinitionTerm"/>
-      </w:pPr>
-      <w:r>
-        <w:t xml:space="preserve">test-purpose</w:t>
-      </w:r>
-    </w:p>
-    <w:p>
-      <w:pPr>
-        <w:pStyle w:val="Definition"/>
-      </w:pPr>
-      <w:r>
-        <w:t xml:space="preserve">Validate that a WMEM has a valid type.</w:t>
-      </w:r>
-    </w:p>
-    <w:p>
-      <w:pPr>
-        <w:pStyle w:val="FirstParagraph"/>
-      </w:pPr>
-      <w:r>
-        <w:t xml:space="preserve">Check for the existence of a</w:t>
-      </w:r>
-      <w:r>
-        <w:t xml:space="preserve"> </w:t>
-      </w:r>
-      <w:r>
-        <w:rPr>
-          <w:rStyle w:val="VerbatimChar"/>
-        </w:rPr>
-        <w:t xml:space="preserve">type</w:t>
-      </w:r>
-      <w:r>
-        <w:t xml:space="preserve"> </w:t>
-      </w:r>
-      <w:r>
-        <w:t xml:space="preserve">property in the WMEM.</w:t>
-      </w:r>
-    </w:p>
-    <w:p>
-      <w:pPr>
-        <w:pStyle w:val="BodyText"/>
-      </w:pPr>
-      <w:r>
-        <w:t xml:space="preserve">Check that the</w:t>
-      </w:r>
-      <w:r>
-        <w:t xml:space="preserve"> </w:t>
-      </w:r>
-      <w:r>
-        <w:rPr>
-          <w:rStyle w:val="VerbatimChar"/>
-        </w:rPr>
-        <w:t xml:space="preserve">type</w:t>
-      </w:r>
-      <w:r>
-        <w:t xml:space="preserve"> </w:t>
-      </w:r>
-      <w:r>
-        <w:t xml:space="preserve">property begins with</w:t>
-      </w:r>
-      <w:r>
-        <w:t xml:space="preserve"> </w:t>
-      </w:r>
-      <w:r>
-        <w:rPr>
-          <w:rStyle w:val="VerbatimChar"/>
-        </w:rPr>
-        <w:t xml:space="preserve">int.wmo.wis.wme.event</w:t>
-      </w:r>
+        <w:t xml:space="preserve">Check that the value of properties.type is part of the</w:t>
+      </w:r>
+      <w:r>
+        <w:t xml:space="preserve"> </w:t>
+      </w:r>
+      <w:hyperlink r:id="rId115">
+        <w:r>
+          <w:rPr>
+            <w:rStyle w:val="Hyperlink"/>
+          </w:rPr>
+          <w:t xml:space="preserve">WMEM event type codelist</w:t>
+        </w:r>
+      </w:hyperlink>
       <w:r>
         <w:t xml:space="preserve">.</w:t>
       </w:r>
@@ -13326,7 +13196,7 @@
         <w:rPr>
           <w:rStyle w:val="FunctionTok"/>
         </w:rPr>
-        <w:t xml:space="preserve">enum</w:t>
+        <w:t xml:space="preserve">description</w:t>
       </w:r>
       <w:r>
         <w:rPr>
@@ -13335,40 +13205,121 @@
         <w:t xml:space="preserve">:</w:t>
       </w:r>
       <w:r>
-        <w:br/>
-      </w:r>
-      <w:r>
         <w:rPr>
           <w:rStyle w:val="AttributeTok"/>
         </w:rPr>
+        <w:t xml:space="preserve"> The type of event related to the event message.</w:t>
+      </w:r>
+      <w:r>
+        <w:br/>
+      </w:r>
+      <w:r>
+        <w:rPr>
+          <w:rStyle w:val="AttributeTok"/>
+        </w:rPr>
+        <w:t xml:space="preserve">      </w:t>
+      </w:r>
+      <w:r>
+        <w:rPr>
+          <w:rStyle w:val="FunctionTok"/>
+        </w:rPr>
+        <w:t xml:space="preserve">data</w:t>
+      </w:r>
+      <w:r>
+        <w:rPr>
+          <w:rStyle w:val="KeywordTok"/>
+        </w:rPr>
+        <w:t xml:space="preserve">:</w:t>
+      </w:r>
+      <w:r>
+        <w:rPr>
+          <w:rStyle w:val="AttributeTok"/>
+        </w:rPr>
+        <w:t xml:space="preserve">    </w:t>
+      </w:r>
+      <w:r>
+        <w:br/>
+      </w:r>
+      <w:r>
+        <w:rPr>
+          <w:rStyle w:val="AttributeTok"/>
+        </w:rPr>
+        <w:t xml:space="preserve">        </w:t>
+      </w:r>
+      <w:r>
+        <w:rPr>
+          <w:rStyle w:val="FunctionTok"/>
+        </w:rPr>
+        <w:t xml:space="preserve">properties</w:t>
+      </w:r>
+      <w:r>
+        <w:rPr>
+          <w:rStyle w:val="KeywordTok"/>
+        </w:rPr>
+        <w:t xml:space="preserve">:</w:t>
+      </w:r>
+      <w:r>
+        <w:br/>
+      </w:r>
+      <w:r>
+        <w:rPr>
+          <w:rStyle w:val="AttributeTok"/>
+        </w:rPr>
         <w:t xml:space="preserve">          </w:t>
       </w:r>
       <w:r>
         <w:rPr>
+          <w:rStyle w:val="FunctionTok"/>
+        </w:rPr>
+        <w:t xml:space="preserve">conformsTo</w:t>
+      </w:r>
+      <w:r>
+        <w:rPr>
           <w:rStyle w:val="KeywordTok"/>
         </w:rPr>
-        <w:t xml:space="preserve">-</w:t>
+        <w:t xml:space="preserve">:</w:t>
+      </w:r>
+      <w:r>
+        <w:br/>
       </w:r>
       <w:r>
         <w:rPr>
           <w:rStyle w:val="AttributeTok"/>
         </w:rPr>
-        <w:t xml:space="preserve"> int.wmo.wis.wme.event</w:t>
-      </w:r>
-      <w:r>
-        <w:br/>
+        <w:t xml:space="preserve">            </w:t>
+      </w:r>
+      <w:r>
+        <w:rPr>
+          <w:rStyle w:val="FunctionTok"/>
+        </w:rPr>
+        <w:t xml:space="preserve">type</w:t>
+      </w:r>
+      <w:r>
+        <w:rPr>
+          <w:rStyle w:val="KeywordTok"/>
+        </w:rPr>
+        <w:t xml:space="preserve">:</w:t>
       </w:r>
       <w:r>
         <w:rPr>
           <w:rStyle w:val="AttributeTok"/>
         </w:rPr>
-        <w:t xml:space="preserve">      </w:t>
-      </w:r>
-      <w:r>
-        <w:rPr>
-          <w:rStyle w:val="FunctionTok"/>
-        </w:rPr>
-        <w:t xml:space="preserve">data</w:t>
+        <w:t xml:space="preserve"> array</w:t>
+      </w:r>
+      <w:r>
+        <w:br/>
+      </w:r>
+      <w:r>
+        <w:rPr>
+          <w:rStyle w:val="AttributeTok"/>
+        </w:rPr>
+        <w:t xml:space="preserve">            </w:t>
+      </w:r>
+      <w:r>
+        <w:rPr>
+          <w:rStyle w:val="FunctionTok"/>
+        </w:rPr>
+        <w:t xml:space="preserve">contains</w:t>
       </w:r>
       <w:r>
         <w:rPr>
@@ -13377,202 +13328,31 @@
         <w:t xml:space="preserve">:</w:t>
       </w:r>
       <w:r>
+        <w:br/>
+      </w:r>
+      <w:r>
         <w:rPr>
           <w:rStyle w:val="AttributeTok"/>
         </w:rPr>
-        <w:t xml:space="preserve">    </w:t>
-      </w:r>
-      <w:r>
-        <w:br/>
+        <w:t xml:space="preserve">                </w:t>
+      </w:r>
+      <w:r>
+        <w:rPr>
+          <w:rStyle w:val="FunctionTok"/>
+        </w:rPr>
+        <w:t xml:space="preserve">const</w:t>
+      </w:r>
+      <w:r>
+        <w:rPr>
+          <w:rStyle w:val="KeywordTok"/>
+        </w:rPr>
+        <w:t xml:space="preserve">:</w:t>
       </w:r>
       <w:r>
         <w:rPr>
           <w:rStyle w:val="AttributeTok"/>
         </w:rPr>
-        <w:t xml:space="preserve">        </w:t>
-      </w:r>
-      <w:r>
-        <w:rPr>
-          <w:rStyle w:val="FunctionTok"/>
-        </w:rPr>
-        <w:t xml:space="preserve">properties</w:t>
-      </w:r>
-      <w:r>
-        <w:rPr>
-          <w:rStyle w:val="KeywordTok"/>
-        </w:rPr>
-        <w:t xml:space="preserve">:</w:t>
-      </w:r>
-      <w:r>
-        <w:br/>
-      </w:r>
-      <w:r>
-        <w:rPr>
-          <w:rStyle w:val="AttributeTok"/>
-        </w:rPr>
-        <w:t xml:space="preserve">          </w:t>
-      </w:r>
-      <w:r>
-        <w:rPr>
-          <w:rStyle w:val="FunctionTok"/>
-        </w:rPr>
-        <w:t xml:space="preserve">conformsTo</w:t>
-      </w:r>
-      <w:r>
-        <w:rPr>
-          <w:rStyle w:val="KeywordTok"/>
-        </w:rPr>
-        <w:t xml:space="preserve">:</w:t>
-      </w:r>
-      <w:r>
-        <w:br/>
-      </w:r>
-      <w:r>
-        <w:rPr>
-          <w:rStyle w:val="AttributeTok"/>
-        </w:rPr>
-        <w:t xml:space="preserve">            </w:t>
-      </w:r>
-      <w:r>
-        <w:rPr>
-          <w:rStyle w:val="FunctionTok"/>
-        </w:rPr>
-        <w:t xml:space="preserve">type</w:t>
-      </w:r>
-      <w:r>
-        <w:rPr>
-          <w:rStyle w:val="KeywordTok"/>
-        </w:rPr>
-        <w:t xml:space="preserve">:</w:t>
-      </w:r>
-      <w:r>
-        <w:rPr>
-          <w:rStyle w:val="AttributeTok"/>
-        </w:rPr>
-        <w:t xml:space="preserve"> array</w:t>
-      </w:r>
-      <w:r>
-        <w:br/>
-      </w:r>
-      <w:r>
-        <w:rPr>
-          <w:rStyle w:val="AttributeTok"/>
-        </w:rPr>
-        <w:t xml:space="preserve">            </w:t>
-      </w:r>
-      <w:r>
-        <w:rPr>
-          <w:rStyle w:val="FunctionTok"/>
-        </w:rPr>
-        <w:t xml:space="preserve">contains</w:t>
-      </w:r>
-      <w:r>
-        <w:rPr>
-          <w:rStyle w:val="KeywordTok"/>
-        </w:rPr>
-        <w:t xml:space="preserve">:</w:t>
-      </w:r>
-      <w:r>
-        <w:br/>
-      </w:r>
-      <w:r>
-        <w:rPr>
-          <w:rStyle w:val="AttributeTok"/>
-        </w:rPr>
-        <w:t xml:space="preserve">                </w:t>
-      </w:r>
-      <w:r>
-        <w:rPr>
-          <w:rStyle w:val="FunctionTok"/>
-        </w:rPr>
-        <w:t xml:space="preserve">const</w:t>
-      </w:r>
-      <w:r>
-        <w:rPr>
-          <w:rStyle w:val="KeywordTok"/>
-        </w:rPr>
-        <w:t xml:space="preserve">:</w:t>
-      </w:r>
-      <w:r>
-        <w:rPr>
-          <w:rStyle w:val="AttributeTok"/>
-        </w:rPr>
         <w:t xml:space="preserve"> http://wis.wmo.int/spec/wme/1/conf/monitoring-event-message-core</w:t>
-      </w:r>
-      <w:r>
-        <w:br/>
-      </w:r>
-      <w:r>
-        <w:rPr>
-          <w:rStyle w:val="AttributeTok"/>
-        </w:rPr>
-        <w:t xml:space="preserve">          </w:t>
-      </w:r>
-      <w:r>
-        <w:rPr>
-          <w:rStyle w:val="FunctionTok"/>
-        </w:rPr>
-        <w:t xml:space="preserve">subtype</w:t>
-      </w:r>
-      <w:r>
-        <w:rPr>
-          <w:rStyle w:val="KeywordTok"/>
-        </w:rPr>
-        <w:t xml:space="preserve">:</w:t>
-      </w:r>
-      <w:r>
-        <w:br/>
-      </w:r>
-      <w:r>
-        <w:rPr>
-          <w:rStyle w:val="AttributeTok"/>
-        </w:rPr>
-        <w:t xml:space="preserve">            </w:t>
-      </w:r>
-      <w:r>
-        <w:rPr>
-          <w:rStyle w:val="FunctionTok"/>
-        </w:rPr>
-        <w:t xml:space="preserve">type</w:t>
-      </w:r>
-      <w:r>
-        <w:rPr>
-          <w:rStyle w:val="KeywordTok"/>
-        </w:rPr>
-        <w:t xml:space="preserve">:</w:t>
-      </w:r>
-      <w:r>
-        <w:rPr>
-          <w:rStyle w:val="AttributeTok"/>
-        </w:rPr>
-        <w:t xml:space="preserve"> string</w:t>
-      </w:r>
-      <w:r>
-        <w:br/>
-      </w:r>
-      <w:r>
-        <w:rPr>
-          <w:rStyle w:val="AttributeTok"/>
-        </w:rPr>
-        <w:t xml:space="preserve">            </w:t>
-      </w:r>
-      <w:r>
-        <w:rPr>
-          <w:rStyle w:val="FunctionTok"/>
-        </w:rPr>
-        <w:t xml:space="preserve">description</w:t>
-      </w:r>
-      <w:r>
-        <w:rPr>
-          <w:rStyle w:val="KeywordTok"/>
-        </w:rPr>
-        <w:t xml:space="preserve">:</w:t>
-      </w:r>
-      <w:r>
-        <w:rPr>
-          <w:rStyle w:val="AttributeTok"/>
-        </w:rPr>
-        <w:t xml:space="preserve"> A string further describing the event type</w:t>
       </w:r>
       <w:r>
         <w:br/>
@@ -15001,7 +14781,7 @@
         <w:rPr>
           <w:rStyle w:val="StringTok"/>
         </w:rPr>
-        <w:t xml:space="preserve">"int.wmo.wis.wme.event"</w:t>
+        <w:t xml:space="preserve">"int.wmo.wis.wme.event.wcmp2.ets"</w:t>
       </w:r>
       <w:r>
         <w:rPr>
@@ -15299,45 +15079,6 @@
           <w:rStyle w:val="OtherTok"/>
         </w:rPr>
         <w:t xml:space="preserve">]</w:t>
-      </w:r>
-      <w:r>
-        <w:rPr>
-          <w:rStyle w:val="FunctionTok"/>
-        </w:rPr>
-        <w:t xml:space="preserve">,</w:t>
-      </w:r>
-      <w:r>
-        <w:br/>
-      </w:r>
-      <w:r>
-        <w:rPr>
-          <w:rStyle w:val="NormalTok"/>
-        </w:rPr>
-        <w:t xml:space="preserve">        </w:t>
-      </w:r>
-      <w:r>
-        <w:rPr>
-          <w:rStyle w:val="DataTypeTok"/>
-        </w:rPr>
-        <w:t xml:space="preserve">"subtype"</w:t>
-      </w:r>
-      <w:r>
-        <w:rPr>
-          <w:rStyle w:val="FunctionTok"/>
-        </w:rPr>
-        <w:t xml:space="preserve">:</w:t>
-      </w:r>
-      <w:r>
-        <w:rPr>
-          <w:rStyle w:val="NormalTok"/>
-        </w:rPr>
-        <w:t xml:space="preserve"> </w:t>
-      </w:r>
-      <w:r>
-        <w:rPr>
-          <w:rStyle w:val="StringTok"/>
-        </w:rPr>
-        <w:t xml:space="preserve">"wcmp2-ets"</w:t>
       </w:r>
       <w:r>
         <w:rPr>
@@ -17485,7 +17226,7 @@
         <w:rPr>
           <w:rStyle w:val="StringTok"/>
         </w:rPr>
-        <w:t xml:space="preserve">"int.wmo.wis.wme.event"</w:t>
+        <w:t xml:space="preserve">"int.wmo.wis.wme.event.wcmp2.kpi"</w:t>
       </w:r>
       <w:r>
         <w:rPr>
@@ -17783,45 +17524,6 @@
           <w:rStyle w:val="OtherTok"/>
         </w:rPr>
         <w:t xml:space="preserve">]</w:t>
-      </w:r>
-      <w:r>
-        <w:rPr>
-          <w:rStyle w:val="FunctionTok"/>
-        </w:rPr>
-        <w:t xml:space="preserve">,</w:t>
-      </w:r>
-      <w:r>
-        <w:br/>
-      </w:r>
-      <w:r>
-        <w:rPr>
-          <w:rStyle w:val="NormalTok"/>
-        </w:rPr>
-        <w:t xml:space="preserve">        </w:t>
-      </w:r>
-      <w:r>
-        <w:rPr>
-          <w:rStyle w:val="DataTypeTok"/>
-        </w:rPr>
-        <w:t xml:space="preserve">"subtype"</w:t>
-      </w:r>
-      <w:r>
-        <w:rPr>
-          <w:rStyle w:val="FunctionTok"/>
-        </w:rPr>
-        <w:t xml:space="preserve">:</w:t>
-      </w:r>
-      <w:r>
-        <w:rPr>
-          <w:rStyle w:val="NormalTok"/>
-        </w:rPr>
-        <w:t xml:space="preserve"> </w:t>
-      </w:r>
-      <w:r>
-        <w:rPr>
-          <w:rStyle w:val="StringTok"/>
-        </w:rPr>
-        <w:t xml:space="preserve">"wcmp2-kpi"</w:t>
       </w:r>
       <w:r>
         <w:rPr>
@@ -20836,7 +20538,7 @@
         <w:rPr>
           <w:rStyle w:val="StringTok"/>
         </w:rPr>
-        <w:t xml:space="preserve">"int.wmo.wis.wme.event"</w:t>
+        <w:t xml:space="preserve">"int.wmo.wis.wme.event.wnm.validation"</w:t>
       </w:r>
       <w:r>
         <w:rPr>
@@ -21134,45 +20836,6 @@
           <w:rStyle w:val="OtherTok"/>
         </w:rPr>
         <w:t xml:space="preserve">]</w:t>
-      </w:r>
-      <w:r>
-        <w:rPr>
-          <w:rStyle w:val="FunctionTok"/>
-        </w:rPr>
-        <w:t xml:space="preserve">,</w:t>
-      </w:r>
-      <w:r>
-        <w:br/>
-      </w:r>
-      <w:r>
-        <w:rPr>
-          <w:rStyle w:val="NormalTok"/>
-        </w:rPr>
-        <w:t xml:space="preserve">        </w:t>
-      </w:r>
-      <w:r>
-        <w:rPr>
-          <w:rStyle w:val="DataTypeTok"/>
-        </w:rPr>
-        <w:t xml:space="preserve">"subtype"</w:t>
-      </w:r>
-      <w:r>
-        <w:rPr>
-          <w:rStyle w:val="FunctionTok"/>
-        </w:rPr>
-        <w:t xml:space="preserve">:</w:t>
-      </w:r>
-      <w:r>
-        <w:rPr>
-          <w:rStyle w:val="NormalTok"/>
-        </w:rPr>
-        <w:t xml:space="preserve"> </w:t>
-      </w:r>
-      <w:r>
-        <w:rPr>
-          <w:rStyle w:val="StringTok"/>
-        </w:rPr>
-        <w:t xml:space="preserve">"wnm-report"</w:t>
       </w:r>
       <w:r>
         <w:rPr>
@@ -23798,7 +23461,7 @@
           <w:bCs/>
           <w:b/>
         </w:rPr>
-        <w:t xml:space="preserve">Example: Notice report event notification from the EUMETSAT WIS2 Node, concerning a forthcoming data outage</w:t>
+        <w:t xml:space="preserve">Example: Notice report event notification from the Instituto Nacional de Meteorología (Brazil) WIS2 Node, concerning a forthcoming data outage</w:t>
       </w:r>
     </w:p>
     <w:p>
@@ -23959,7 +23622,7 @@
         <w:rPr>
           <w:rStyle w:val="StringTok"/>
         </w:rPr>
-        <w:t xml:space="preserve">"ca-eccc-msc"</w:t>
+        <w:t xml:space="preserve">"br-inmet"</w:t>
       </w:r>
       <w:r>
         <w:rPr>
@@ -23998,7 +23661,7 @@
         <w:rPr>
           <w:rStyle w:val="StringTok"/>
         </w:rPr>
-        <w:t xml:space="preserve">"ca-eccc-msc"</w:t>
+        <w:t xml:space="preserve">"br-inmet"</w:t>
       </w:r>
       <w:r>
         <w:rPr>
@@ -24538,7 +24201,7 @@
         <w:rPr>
           <w:rStyle w:val="StringTok"/>
         </w:rPr>
-        <w:t xml:space="preserve">"origin/a/wis2/ca-eccc-msc/data/core/weather/surface-based-observations/synop"</w:t>
+        <w:t xml:space="preserve">"origin/a/wis2/br-inmet/data/core/weather/surface-based-observations/synop"</w:t>
       </w:r>
       <w:r>
         <w:br/>
@@ -24721,7 +24384,7 @@
         <w:rPr>
           <w:rStyle w:val="StringTok"/>
         </w:rPr>
-        <w:t xml:space="preserve">"int.wmo.wis.wme.event"</w:t>
+        <w:t xml:space="preserve">"int.wmo.wis.wme.event.metadata-archive"</w:t>
       </w:r>
       <w:r>
         <w:rPr>
@@ -24760,6 +24423,45 @@
         <w:rPr>
           <w:rStyle w:val="StringTok"/>
         </w:rPr>
+        <w:t xml:space="preserve">"de-dwd-global-cache"</w:t>
+      </w:r>
+      <w:r>
+        <w:rPr>
+          <w:rStyle w:val="FunctionTok"/>
+        </w:rPr>
+        <w:t xml:space="preserve">,</w:t>
+      </w:r>
+      <w:r>
+        <w:br/>
+      </w:r>
+      <w:r>
+        <w:rPr>
+          <w:rStyle w:val="NormalTok"/>
+        </w:rPr>
+        <w:t xml:space="preserve">    </w:t>
+      </w:r>
+      <w:r>
+        <w:rPr>
+          <w:rStyle w:val="DataTypeTok"/>
+        </w:rPr>
+        <w:t xml:space="preserve">"subject"</w:t>
+      </w:r>
+      <w:r>
+        <w:rPr>
+          <w:rStyle w:val="FunctionTok"/>
+        </w:rPr>
+        <w:t xml:space="preserve">:</w:t>
+      </w:r>
+      <w:r>
+        <w:rPr>
+          <w:rStyle w:val="NormalTok"/>
+        </w:rPr>
+        <w:t xml:space="preserve"> </w:t>
+      </w:r>
+      <w:r>
+        <w:rPr>
+          <w:rStyle w:val="StringTok"/>
+        </w:rPr>
         <w:t xml:space="preserve">"ca-eccc-msc-global-discovery-catalogue"</w:t>
       </w:r>
       <w:r>
@@ -24781,7 +24483,7 @@
         <w:rPr>
           <w:rStyle w:val="DataTypeTok"/>
         </w:rPr>
-        <w:t xml:space="preserve">"subject"</w:t>
+        <w:t xml:space="preserve">"time"</w:t>
       </w:r>
       <w:r>
         <w:rPr>
@@ -24799,7 +24501,7 @@
         <w:rPr>
           <w:rStyle w:val="StringTok"/>
         </w:rPr>
-        <w:t xml:space="preserve">"ca-eccc-msc-global-discovery-catalogue"</w:t>
+        <w:t xml:space="preserve">"2024-10-17T05:13:22Z"</w:t>
       </w:r>
       <w:r>
         <w:rPr>
@@ -24820,7 +24522,7 @@
         <w:rPr>
           <w:rStyle w:val="DataTypeTok"/>
         </w:rPr>
-        <w:t xml:space="preserve">"time"</w:t>
+        <w:t xml:space="preserve">"datacontenttype"</w:t>
       </w:r>
       <w:r>
         <w:rPr>
@@ -24838,7 +24540,7 @@
         <w:rPr>
           <w:rStyle w:val="StringTok"/>
         </w:rPr>
-        <w:t xml:space="preserve">"2024-10-17T05:13:22Z"</w:t>
+        <w:t xml:space="preserve">"application/json"</w:t>
       </w:r>
       <w:r>
         <w:rPr>
@@ -24859,7 +24561,7 @@
         <w:rPr>
           <w:rStyle w:val="DataTypeTok"/>
         </w:rPr>
-        <w:t xml:space="preserve">"datacontenttype"</w:t>
+        <w:t xml:space="preserve">"dataschema"</w:t>
       </w:r>
       <w:r>
         <w:rPr>
@@ -24877,7 +24579,7 @@
         <w:rPr>
           <w:rStyle w:val="StringTok"/>
         </w:rPr>
-        <w:t xml:space="preserve">"application/json"</w:t>
+        <w:t xml:space="preserve">"https://schemas.wmo.int/wme/1.0.0/schemas/wis2-event-message-report.json"</w:t>
       </w:r>
       <w:r>
         <w:rPr>
@@ -24898,64 +24600,73 @@
         <w:rPr>
           <w:rStyle w:val="DataTypeTok"/>
         </w:rPr>
-        <w:t xml:space="preserve">"dataschema"</w:t>
-      </w:r>
-      <w:r>
-        <w:rPr>
-          <w:rStyle w:val="FunctionTok"/>
-        </w:rPr>
-        <w:t xml:space="preserve">:</w:t>
-      </w:r>
-      <w:r>
-        <w:rPr>
-          <w:rStyle w:val="NormalTok"/>
-        </w:rPr>
-        <w:t xml:space="preserve"> </w:t>
+        <w:t xml:space="preserve">"data"</w:t>
+      </w:r>
+      <w:r>
+        <w:rPr>
+          <w:rStyle w:val="FunctionTok"/>
+        </w:rPr>
+        <w:t xml:space="preserve">:</w:t>
+      </w:r>
+      <w:r>
+        <w:rPr>
+          <w:rStyle w:val="NormalTok"/>
+        </w:rPr>
+        <w:t xml:space="preserve"> </w:t>
+      </w:r>
+      <w:r>
+        <w:rPr>
+          <w:rStyle w:val="FunctionTok"/>
+        </w:rPr>
+        <w:t xml:space="preserve">{</w:t>
+      </w:r>
+      <w:r>
+        <w:br/>
+      </w:r>
+      <w:r>
+        <w:rPr>
+          <w:rStyle w:val="NormalTok"/>
+        </w:rPr>
+        <w:t xml:space="preserve">        </w:t>
+      </w:r>
+      <w:r>
+        <w:rPr>
+          <w:rStyle w:val="DataTypeTok"/>
+        </w:rPr>
+        <w:t xml:space="preserve">"conformsTo"</w:t>
+      </w:r>
+      <w:r>
+        <w:rPr>
+          <w:rStyle w:val="FunctionTok"/>
+        </w:rPr>
+        <w:t xml:space="preserve">:</w:t>
+      </w:r>
+      <w:r>
+        <w:rPr>
+          <w:rStyle w:val="NormalTok"/>
+        </w:rPr>
+        <w:t xml:space="preserve"> </w:t>
+      </w:r>
+      <w:r>
+        <w:rPr>
+          <w:rStyle w:val="OtherTok"/>
+        </w:rPr>
+        <w:t xml:space="preserve">[</w:t>
+      </w:r>
+      <w:r>
+        <w:br/>
+      </w:r>
+      <w:r>
+        <w:rPr>
+          <w:rStyle w:val="NormalTok"/>
+        </w:rPr>
+        <w:t xml:space="preserve">            </w:t>
       </w:r>
       <w:r>
         <w:rPr>
           <w:rStyle w:val="StringTok"/>
         </w:rPr>
-        <w:t xml:space="preserve">"https://schemas.wmo.int/wme/1.0.0/schemas/wis2-event-message-report.json"</w:t>
-      </w:r>
-      <w:r>
-        <w:rPr>
-          <w:rStyle w:val="FunctionTok"/>
-        </w:rPr>
-        <w:t xml:space="preserve">,</w:t>
-      </w:r>
-      <w:r>
-        <w:br/>
-      </w:r>
-      <w:r>
-        <w:rPr>
-          <w:rStyle w:val="NormalTok"/>
-        </w:rPr>
-        <w:t xml:space="preserve">    </w:t>
-      </w:r>
-      <w:r>
-        <w:rPr>
-          <w:rStyle w:val="DataTypeTok"/>
-        </w:rPr>
-        <w:t xml:space="preserve">"data"</w:t>
-      </w:r>
-      <w:r>
-        <w:rPr>
-          <w:rStyle w:val="FunctionTok"/>
-        </w:rPr>
-        <w:t xml:space="preserve">:</w:t>
-      </w:r>
-      <w:r>
-        <w:rPr>
-          <w:rStyle w:val="NormalTok"/>
-        </w:rPr>
-        <w:t xml:space="preserve"> </w:t>
-      </w:r>
-      <w:r>
-        <w:rPr>
-          <w:rStyle w:val="FunctionTok"/>
-        </w:rPr>
-        <w:t xml:space="preserve">{</w:t>
+        <w:t xml:space="preserve">"http://wis.wmo.int/spec/wme/1/conf/monitoring-event-message-core"</w:t>
       </w:r>
       <w:r>
         <w:br/>
@@ -24968,96 +24679,9 @@
       </w:r>
       <w:r>
         <w:rPr>
-          <w:rStyle w:val="DataTypeTok"/>
-        </w:rPr>
-        <w:t xml:space="preserve">"conformsTo"</w:t>
-      </w:r>
-      <w:r>
-        <w:rPr>
-          <w:rStyle w:val="FunctionTok"/>
-        </w:rPr>
-        <w:t xml:space="preserve">:</w:t>
-      </w:r>
-      <w:r>
-        <w:rPr>
-          <w:rStyle w:val="NormalTok"/>
-        </w:rPr>
-        <w:t xml:space="preserve"> </w:t>
-      </w:r>
-      <w:r>
-        <w:rPr>
           <w:rStyle w:val="OtherTok"/>
         </w:rPr>
-        <w:t xml:space="preserve">[</w:t>
-      </w:r>
-      <w:r>
-        <w:br/>
-      </w:r>
-      <w:r>
-        <w:rPr>
-          <w:rStyle w:val="NormalTok"/>
-        </w:rPr>
-        <w:t xml:space="preserve">            </w:t>
-      </w:r>
-      <w:r>
-        <w:rPr>
-          <w:rStyle w:val="StringTok"/>
-        </w:rPr>
-        <w:t xml:space="preserve">"http://wis.wmo.int/spec/wme/1/conf/monitoring-event-message-core"</w:t>
-      </w:r>
-      <w:r>
-        <w:br/>
-      </w:r>
-      <w:r>
-        <w:rPr>
-          <w:rStyle w:val="NormalTok"/>
-        </w:rPr>
-        <w:t xml:space="preserve">        </w:t>
-      </w:r>
-      <w:r>
-        <w:rPr>
-          <w:rStyle w:val="OtherTok"/>
-        </w:rPr>
         <w:t xml:space="preserve">]</w:t>
-      </w:r>
-      <w:r>
-        <w:rPr>
-          <w:rStyle w:val="FunctionTok"/>
-        </w:rPr>
-        <w:t xml:space="preserve">,</w:t>
-      </w:r>
-      <w:r>
-        <w:br/>
-      </w:r>
-      <w:r>
-        <w:rPr>
-          <w:rStyle w:val="NormalTok"/>
-        </w:rPr>
-        <w:t xml:space="preserve">        </w:t>
-      </w:r>
-      <w:r>
-        <w:rPr>
-          <w:rStyle w:val="DataTypeTok"/>
-        </w:rPr>
-        <w:t xml:space="preserve">"subtype"</w:t>
-      </w:r>
-      <w:r>
-        <w:rPr>
-          <w:rStyle w:val="FunctionTok"/>
-        </w:rPr>
-        <w:t xml:space="preserve">:</w:t>
-      </w:r>
-      <w:r>
-        <w:rPr>
-          <w:rStyle w:val="NormalTok"/>
-        </w:rPr>
-        <w:t xml:space="preserve"> </w:t>
-      </w:r>
-      <w:r>
-        <w:rPr>
-          <w:rStyle w:val="StringTok"/>
-        </w:rPr>
-        <w:t xml:space="preserve">"gc-alert"</w:t>
       </w:r>
       <w:r>
         <w:rPr>
@@ -26681,7 +26305,7 @@
       </w:hyperlink>
     </w:p>
   </w:footnote>
-  <w:footnote w:id="99">
+  <w:footnote w:id="98">
     <w:p>
       <w:pPr>
         <w:pStyle w:val="FootnoteText"/>
@@ -26695,7 +26319,7 @@
       <w:r>
         <w:t xml:space="preserve"> </w:t>
       </w:r>
-      <w:hyperlink r:id="rId100">
+      <w:hyperlink r:id="rId99">
         <w:r>
           <w:rPr>
             <w:rStyle w:val="Hyperlink"/>

--- a/standard/wis2-monitoring-events-DRAFT.docx
+++ b/standard/wis2-monitoring-events-DRAFT.docx
@@ -33,7 +33,7 @@
         <w:pStyle w:val="Date"/>
       </w:pPr>
       <w:r>
-        <w:t xml:space="preserve">2026-05-11</w:t>
+        <w:t xml:space="preserve">2026-05-12</w:t>
       </w:r>
     </w:p>
     <w:p>
@@ -86,7 +86,7 @@
               <w:jc w:val="left"/>
             </w:pPr>
             <w:r>
-              <w:t xml:space="preserve">Date: 2026-05-11</w:t>
+              <w:t xml:space="preserve">Date: 2026-05-12</w:t>
             </w:r>
           </w:p>
         </w:tc>
@@ -99,7 +99,7 @@
               <w:jc w:val="left"/>
             </w:pPr>
             <w:r>
-              <w:t xml:space="preserve">Version: 1.0.0-DRAFT-2026-05-11</w:t>
+              <w:t xml:space="preserve">Version: 1.0.0-DRAFT-2026-05-12</w:t>
             </w:r>
           </w:p>
         </w:tc>
@@ -2031,7 +2031,7 @@
     </w:p>
     <w:bookmarkEnd w:id="72"/>
     <w:bookmarkEnd w:id="73"/>
-    <w:bookmarkStart w:id="78" w:name="X8c790a97d4e7fb45f9a203053b07d6b69cd791f"/>
+    <w:bookmarkStart w:id="79" w:name="X8c790a97d4e7fb45f9a203053b07d6b69cd791f"/>
     <w:p>
       <w:pPr>
         <w:pStyle w:val="Heading1"/>
@@ -2048,7 +2048,7 @@
         <w:t xml:space="preserve">The WIS2 Monitoring Event Topic (WMET) provides a mechanism for Global Services to provide reports and notifications to WIS2 Global Services, as well as data/metadata reports for WIS2 Nodes to subscribe to and receive notifications.</w:t>
       </w:r>
     </w:p>
-    <w:bookmarkStart w:id="77" w:name="X107068dd416ca70d100a5c393f0df86effd607f"/>
+    <w:bookmarkStart w:id="78" w:name="X107068dd416ca70d100a5c393f0df86effd607f"/>
     <w:p>
       <w:pPr>
         <w:pStyle w:val="Heading2"/>
@@ -2785,9 +2785,145 @@
       </w:tr>
     </w:tbl>
     <w:bookmarkEnd w:id="76"/>
+    <w:bookmarkStart w:id="77" w:name="Xc6871f715f936d4d9b30c2ac3b382415e1583ea"/>
+    <w:p>
+      <w:pPr>
+        <w:pStyle w:val="Heading3"/>
+      </w:pPr>
+      <w:r>
+        <w:t xml:space="preserve">Subscribing</w:t>
+      </w:r>
+    </w:p>
+    <w:p>
+      <w:pPr>
+        <w:pStyle w:val="FirstParagraph"/>
+      </w:pPr>
+      <w:r>
+        <w:t xml:space="preserve">Subscribing to events is based on standard MQTT topic subscription rules, including single or multiple level wildcards.</w:t>
+      </w:r>
+    </w:p>
+    <w:p>
+      <w:pPr>
+        <w:pStyle w:val="BodyText"/>
+      </w:pPr>
+      <w:r>
+        <w:t xml:space="preserve">Examples:</w:t>
+      </w:r>
+    </w:p>
+    <w:p>
+      <w:pPr>
+        <w:pStyle w:val="BodyText"/>
+      </w:pPr>
+      <w:r>
+        <w:rPr>
+          <w:rStyle w:val="VerbatimChar"/>
+        </w:rPr>
+        <w:t xml:space="preserve">monitor/a/wis2/ca-eccc-msc/#</w:t>
+      </w:r>
+    </w:p>
+    <w:p>
+      <w:pPr>
+        <w:pStyle w:val="BodyText"/>
+      </w:pPr>
+      <w:r>
+        <w:rPr>
+          <w:rStyle w:val="VerbatimChar"/>
+        </w:rPr>
+        <w:t xml:space="preserve">monitor/a/wis2/fr-meteofrance/#</w:t>
+      </w:r>
+    </w:p>
+    <w:p>
+      <w:pPr>
+        <w:pStyle w:val="BodyText"/>
+      </w:pPr>
+      <w:r>
+        <w:rPr>
+          <w:rStyle w:val="VerbatimChar"/>
+        </w:rPr>
+        <w:t xml:space="preserve">monitor/a/wis2/+</w:t>
+      </w:r>
+    </w:p>
+    <w:tbl>
+      <w:tblPr>
+        <w:tblStyle w:val="Table"/>
+        <w:tblW w:type="pct" w:w="4500"/>
+        <w:tblLook w:firstRow="0" w:lastRow="0" w:firstColumn="0" w:lastColumn="0" w:noHBand="0" w:noVBand="0" w:val="0000"/>
+        <w:jc w:val="start"/>
+      </w:tblPr>
+      <w:tblGrid>
+        <w:gridCol w:w="1782"/>
+        <w:gridCol w:w="5346"/>
+      </w:tblGrid>
+      <w:tr>
+        <w:tc>
+          <w:tcPr/>
+          <w:p>
+            <w:pPr>
+              <w:jc w:val="center"/>
+            </w:pPr>
+            <w:r>
+              <w:rPr>
+                <w:bCs/>
+                <w:b/>
+              </w:rPr>
+              <w:t xml:space="preserve">Recommendation 1</w:t>
+            </w:r>
+          </w:p>
+        </w:tc>
+        <w:tc>
+          <w:tcPr/>
+          <w:p>
+            <w:pPr>
+              <w:jc w:val="left"/>
+            </w:pPr>
+            <w:r>
+              <w:rPr>
+                <w:bCs/>
+                <w:b/>
+              </w:rPr>
+              <w:t xml:space="preserve">/rec/monitoring-event-topic/subscribing</w:t>
+            </w:r>
+          </w:p>
+        </w:tc>
+      </w:tr>
+      <w:tr>
+        <w:tc>
+          <w:tcPr/>
+          <w:p>
+            <w:pPr>
+              <w:jc w:val="center"/>
+            </w:pPr>
+            <w:r>
+              <w:t xml:space="preserve">A</w:t>
+            </w:r>
+          </w:p>
+        </w:tc>
+        <w:tc>
+          <w:tcPr/>
+          <w:p>
+            <w:pPr>
+              <w:jc w:val="left"/>
+            </w:pPr>
+            <w:r>
+              <w:t xml:space="preserve">Topic subscriptions SHOULD use a multiple level wildcard character (</w:t>
+            </w:r>
+            <w:r>
+              <w:rPr>
+                <w:rStyle w:val="VerbatimChar"/>
+              </w:rPr>
+              <w:t xml:space="preserve">#</w:t>
+            </w:r>
+            <w:r>
+              <w:t xml:space="preserve">) at the end of a topic in order to account for potential future subtopic definitions.</w:t>
+            </w:r>
+          </w:p>
+        </w:tc>
+      </w:tr>
+    </w:tbl>
     <w:bookmarkEnd w:id="77"/>
     <w:bookmarkEnd w:id="78"/>
-    <w:bookmarkStart w:id="108" w:name="Xbbcb48c453450c67996994f0b4c8d69805e89e0"/>
+    <w:bookmarkEnd w:id="79"/>
+    <w:bookmarkStart w:id="109" w:name="Xbbcb48c453450c67996994f0b4c8d69805e89e0"/>
     <w:p>
       <w:pPr>
         <w:pStyle w:val="Heading1"/>
@@ -2873,7 +3009,7 @@
         <w:t xml:space="preserve">a WIS2 Node providing a notice on service interruptions during a given date/time window</w:t>
       </w:r>
     </w:p>
-    <w:bookmarkStart w:id="107" w:name="X5cac172f9a89b42b4db7e71380e143ecdd7aabd"/>
+    <w:bookmarkStart w:id="108" w:name="X5cac172f9a89b42b4db7e71380e143ecdd7aabd"/>
     <w:p>
       <w:pPr>
         <w:pStyle w:val="Heading2"/>
@@ -2882,7 +3018,7 @@
         <w:t xml:space="preserve">Requirements Class "WIS2 Monitoring Event Message: Core"</w:t>
       </w:r>
     </w:p>
-    <w:bookmarkStart w:id="80" w:name="X322101054fd636c32d6869f7cfec83424c5280c"/>
+    <w:bookmarkStart w:id="81" w:name="X322101054fd636c32d6869f7cfec83424c5280c"/>
     <w:p>
       <w:pPr>
         <w:pStyle w:val="Heading3"/>
@@ -2946,7 +3082,7 @@
             <w:pPr>
               <w:jc w:val="left"/>
             </w:pPr>
-            <w:hyperlink r:id="rId79">
+            <w:hyperlink r:id="rId80">
               <w:r>
                 <w:rPr>
                   <w:rStyle w:val="Hyperlink"/>
@@ -4013,8 +4149,8 @@
         </w:tc>
       </w:tr>
     </w:tbl>
-    <w:bookmarkEnd w:id="80"/>
-    <w:bookmarkStart w:id="81" w:name="X6c8ff279ae0c1bdfb37bb6344105bb8007f162a"/>
+    <w:bookmarkEnd w:id="81"/>
+    <w:bookmarkStart w:id="82" w:name="X6c8ff279ae0c1bdfb37bb6344105bb8007f162a"/>
     <w:p>
       <w:pPr>
         <w:pStyle w:val="Heading3"/>
@@ -4099,8 +4235,8 @@
         </w:tc>
       </w:tr>
     </w:tbl>
-    <w:bookmarkEnd w:id="81"/>
-    <w:bookmarkStart w:id="82" w:name="X7153512ed59a3b2780032fdc2ead5e1ca84e4fa"/>
+    <w:bookmarkEnd w:id="82"/>
+    <w:bookmarkStart w:id="83" w:name="X7153512ed59a3b2780032fdc2ead5e1ca84e4fa"/>
     <w:p>
       <w:pPr>
         <w:pStyle w:val="Heading3"/>
@@ -4185,8 +4321,8 @@
         </w:tc>
       </w:tr>
     </w:tbl>
-    <w:bookmarkEnd w:id="82"/>
-    <w:bookmarkStart w:id="84" w:name="X308bfe473ee20a8b70bcf19a3157dd310a3e83c"/>
+    <w:bookmarkEnd w:id="83"/>
+    <w:bookmarkStart w:id="85" w:name="X308bfe473ee20a8b70bcf19a3157dd310a3e83c"/>
     <w:p>
       <w:pPr>
         <w:pStyle w:val="Heading3"/>
@@ -4202,7 +4338,7 @@
       <w:r>
         <w:t xml:space="preserve">A universally unique identifier of the event using the UUID standard (</w:t>
       </w:r>
-      <w:hyperlink r:id="rId83">
+      <w:hyperlink r:id="rId84">
         <w:r>
           <w:rPr>
             <w:rStyle w:val="Hyperlink"/>
@@ -4352,7 +4488,7 @@
                 <w:bCs/>
                 <w:b/>
               </w:rPr>
-              <w:t xml:space="preserve">Recommendation 1</w:t>
+              <w:t xml:space="preserve">Recommendation 2</w:t>
             </w:r>
           </w:p>
         </w:tc>
@@ -4412,8 +4548,8 @@
         </w:tc>
       </w:tr>
     </w:tbl>
-    <w:bookmarkEnd w:id="84"/>
-    <w:bookmarkStart w:id="85" w:name="Xbe84a4e4fc72b0fc9f958f069279ff01f30498d"/>
+    <w:bookmarkEnd w:id="85"/>
+    <w:bookmarkStart w:id="86" w:name="Xbe84a4e4fc72b0fc9f958f069279ff01f30498d"/>
     <w:p>
       <w:pPr>
         <w:pStyle w:val="Heading3"/>
@@ -4544,8 +4680,8 @@
         </w:tc>
       </w:tr>
     </w:tbl>
-    <w:bookmarkEnd w:id="85"/>
-    <w:bookmarkStart w:id="86" w:name="X6d4483cd4117b18fd4d8ff151fa98101d4d85c3"/>
+    <w:bookmarkEnd w:id="86"/>
+    <w:bookmarkStart w:id="87" w:name="X6d4483cd4117b18fd4d8ff151fa98101d4d85c3"/>
     <w:p>
       <w:pPr>
         <w:pStyle w:val="Heading3"/>
@@ -4715,8 +4851,8 @@
         </w:tc>
       </w:tr>
     </w:tbl>
-    <w:bookmarkEnd w:id="86"/>
-    <w:bookmarkStart w:id="87" w:name="X297eaea11893b43869b17249c3cd757de62627d"/>
+    <w:bookmarkEnd w:id="87"/>
+    <w:bookmarkStart w:id="88" w:name="X297eaea11893b43869b17249c3cd757de62627d"/>
     <w:p>
       <w:pPr>
         <w:pStyle w:val="Heading3"/>
@@ -4861,8 +4997,8 @@
         </w:tc>
       </w:tr>
     </w:tbl>
-    <w:bookmarkEnd w:id="87"/>
-    <w:bookmarkStart w:id="88" w:name="Xf3f6f640b6a47034faf251068bc033692680736"/>
+    <w:bookmarkEnd w:id="88"/>
+    <w:bookmarkStart w:id="89" w:name="Xf3f6f640b6a47034faf251068bc033692680736"/>
     <w:p>
       <w:pPr>
         <w:pStyle w:val="Heading3"/>
@@ -5007,8 +5143,8 @@
         </w:tc>
       </w:tr>
     </w:tbl>
-    <w:bookmarkEnd w:id="88"/>
-    <w:bookmarkStart w:id="89" w:name="X30c2acee194e73a823448e9feedeac6ea74019f"/>
+    <w:bookmarkEnd w:id="89"/>
+    <w:bookmarkStart w:id="90" w:name="X30c2acee194e73a823448e9feedeac6ea74019f"/>
     <w:p>
       <w:pPr>
         <w:pStyle w:val="Heading3"/>
@@ -5241,8 +5377,8 @@
         </w:tc>
       </w:tr>
     </w:tbl>
-    <w:bookmarkEnd w:id="89"/>
-    <w:bookmarkStart w:id="90" w:name="X2a1171a5cb76d292caa408fc22bef4a3bdadd6e"/>
+    <w:bookmarkEnd w:id="90"/>
+    <w:bookmarkStart w:id="91" w:name="X2a1171a5cb76d292caa408fc22bef4a3bdadd6e"/>
     <w:p>
       <w:pPr>
         <w:pStyle w:val="Heading3"/>
@@ -5415,8 +5551,8 @@
         </w:tc>
       </w:tr>
     </w:tbl>
-    <w:bookmarkEnd w:id="90"/>
-    <w:bookmarkStart w:id="91" w:name="Xd500f1c5edace28bf8dcddf221cbc29239aa86f"/>
+    <w:bookmarkEnd w:id="91"/>
+    <w:bookmarkStart w:id="92" w:name="Xd500f1c5edace28bf8dcddf221cbc29239aa86f"/>
     <w:p>
       <w:pPr>
         <w:pStyle w:val="Heading3"/>
@@ -5577,8 +5713,8 @@
         </w:tc>
       </w:tr>
     </w:tbl>
-    <w:bookmarkEnd w:id="91"/>
-    <w:bookmarkStart w:id="92" w:name="X05ad229d6065a3fb9e9fa952b4fa2f12120cd4a"/>
+    <w:bookmarkEnd w:id="92"/>
+    <w:bookmarkStart w:id="93" w:name="X05ad229d6065a3fb9e9fa952b4fa2f12120cd4a"/>
     <w:p>
       <w:pPr>
         <w:pStyle w:val="Heading3"/>
@@ -6636,8 +6772,8 @@
         </w:tc>
       </w:tr>
     </w:tbl>
-    <w:bookmarkEnd w:id="92"/>
-    <w:bookmarkStart w:id="93" w:name="X248578e5c77dc69e5bde7702269cbaf9a853dc0"/>
+    <w:bookmarkEnd w:id="93"/>
+    <w:bookmarkStart w:id="94" w:name="X248578e5c77dc69e5bde7702269cbaf9a853dc0"/>
     <w:p>
       <w:pPr>
         <w:pStyle w:val="Heading3"/>
@@ -6838,8 +6974,8 @@
         </w:tc>
       </w:tr>
     </w:tbl>
-    <w:bookmarkEnd w:id="93"/>
-    <w:bookmarkStart w:id="94" w:name="X87c0ca2a9ecd17e0c5005ff7257f983bc4bda01"/>
+    <w:bookmarkEnd w:id="94"/>
+    <w:bookmarkStart w:id="95" w:name="X87c0ca2a9ecd17e0c5005ff7257f983bc4bda01"/>
     <w:p>
       <w:pPr>
         <w:pStyle w:val="Heading3"/>
@@ -7099,8 +7235,8 @@
         </w:tc>
       </w:tr>
     </w:tbl>
-    <w:bookmarkEnd w:id="94"/>
-    <w:bookmarkStart w:id="95" w:name="Xa5b4b321257fbf04b8054a2aa0ab738e5108df4"/>
+    <w:bookmarkEnd w:id="95"/>
+    <w:bookmarkStart w:id="96" w:name="Xa5b4b321257fbf04b8054a2aa0ab738e5108df4"/>
     <w:p>
       <w:pPr>
         <w:pStyle w:val="Heading3"/>
@@ -7163,8 +7299,8 @@
         <w:t xml:space="preserve">"6da24af0-b19f-4106-b583-73cc25a4435d"</w:t>
       </w:r>
     </w:p>
-    <w:bookmarkEnd w:id="95"/>
-    <w:bookmarkStart w:id="96" w:name="X161de4111fef1bc76c04c54f30a58fee01e4a12"/>
+    <w:bookmarkEnd w:id="96"/>
+    <w:bookmarkStart w:id="97" w:name="X161de4111fef1bc76c04c54f30a58fee01e4a12"/>
     <w:p>
       <w:pPr>
         <w:pStyle w:val="Heading3"/>
@@ -7575,7 +7711,7 @@
                 <w:bCs/>
                 <w:b/>
               </w:rPr>
-              <w:t xml:space="preserve">Recommendation 2</w:t>
+              <w:t xml:space="preserve">Recommendation 3</w:t>
             </w:r>
           </w:p>
         </w:tc>
@@ -7755,8 +7891,8 @@
         </w:tc>
       </w:tr>
     </w:tbl>
-    <w:bookmarkEnd w:id="96"/>
-    <w:bookmarkStart w:id="97" w:name="Xbb49ddc8c09d44dcaac29bcdb5b140c11cfb8a3"/>
+    <w:bookmarkEnd w:id="97"/>
+    <w:bookmarkStart w:id="98" w:name="Xbb49ddc8c09d44dcaac29bcdb5b140c11cfb8a3"/>
     <w:p>
       <w:pPr>
         <w:pStyle w:val="Heading3"/>
@@ -8550,8 +8686,8 @@
         </w:tc>
       </w:tr>
     </w:tbl>
-    <w:bookmarkEnd w:id="97"/>
-    <w:bookmarkStart w:id="102" w:name="X8b9919ab7c1b921c78c9e35374bfdd28000a341"/>
+    <w:bookmarkEnd w:id="98"/>
+    <w:bookmarkStart w:id="103" w:name="X8b9919ab7c1b921c78c9e35374bfdd28000a341"/>
     <w:p>
       <w:pPr>
         <w:pStyle w:val="Heading3"/>
@@ -8637,7 +8773,7 @@
                 <w:bCs/>
                 <w:b/>
               </w:rPr>
-              <w:t xml:space="preserve">Recommendation 3</w:t>
+              <w:t xml:space="preserve">Recommendation 4</w:t>
             </w:r>
           </w:p>
         </w:tc>
@@ -8697,7 +8833,7 @@
         </w:tc>
       </w:tr>
     </w:tbl>
-    <w:bookmarkStart w:id="100" w:name="X77db2cad08be1629cf139b4ef87b3c6a7e92651"/>
+    <w:bookmarkStart w:id="101" w:name="X77db2cad08be1629cf139b4ef87b3c6a7e92651"/>
     <w:p>
       <w:pPr>
         <w:pStyle w:val="Heading4"/>
@@ -8752,7 +8888,7 @@
         <w:rPr>
           <w:rStyle w:val="FootnoteReference"/>
         </w:rPr>
-        <w:footnoteReference w:id="98"/>
+        <w:footnoteReference w:id="99"/>
       </w:r>
       <w:r>
         <w:t xml:space="preserve">.</w:t>
@@ -9000,8 +9136,8 @@
         </w:tc>
       </w:tr>
     </w:tbl>
-    <w:bookmarkEnd w:id="100"/>
-    <w:bookmarkStart w:id="101" w:name="Xa3bab8723b0a5982b78b12023ccbed30bed9cc4"/>
+    <w:bookmarkEnd w:id="101"/>
+    <w:bookmarkStart w:id="102" w:name="Xa3bab8723b0a5982b78b12023ccbed30bed9cc4"/>
     <w:p>
       <w:pPr>
         <w:pStyle w:val="Heading4"/>
@@ -9327,9 +9463,9 @@
         </w:tc>
       </w:tr>
     </w:tbl>
-    <w:bookmarkEnd w:id="101"/>
     <w:bookmarkEnd w:id="102"/>
-    <w:bookmarkStart w:id="106" w:name="Xc0f9952e5dd258f711e6531c1aa8053f25ac2c9"/>
+    <w:bookmarkEnd w:id="103"/>
+    <w:bookmarkStart w:id="107" w:name="Xc0f9952e5dd258f711e6531c1aa8053f25ac2c9"/>
     <w:p>
       <w:pPr>
         <w:pStyle w:val="Heading3"/>
@@ -9423,7 +9559,7 @@
       <w:r>
         <w:t xml:space="preserve"> </w:t>
       </w:r>
-      <w:hyperlink r:id="rId103">
+      <w:hyperlink r:id="rId104">
         <w:r>
           <w:rPr>
             <w:rStyle w:val="Hyperlink"/>
@@ -9440,7 +9576,7 @@
       <w:r>
         <w:t xml:space="preserve"> </w:t>
       </w:r>
-      <w:hyperlink r:id="rId104">
+      <w:hyperlink r:id="rId105">
         <w:r>
           <w:rPr>
             <w:rStyle w:val="Hyperlink"/>
@@ -10243,7 +10379,7 @@
                 <w:bCs/>
                 <w:b/>
               </w:rPr>
-              <w:t xml:space="preserve">Recommendation 4</w:t>
+              <w:t xml:space="preserve">Recommendation 5</w:t>
             </w:r>
           </w:p>
         </w:tc>
@@ -10441,7 +10577,7 @@
         </w:tc>
       </w:tr>
     </w:tbl>
-    <w:bookmarkStart w:id="105" w:name="X0816bbae025f082caaf5aa16c47b09f1cd4e88e"/>
+    <w:bookmarkStart w:id="106" w:name="X0816bbae025f082caaf5aa16c47b09f1cd4e88e"/>
     <w:p>
       <w:pPr>
         <w:pStyle w:val="Heading4"/>
@@ -10877,11 +11013,11 @@
         <w:t xml:space="preserve">]</w:t>
       </w:r>
     </w:p>
-    <w:bookmarkEnd w:id="105"/>
     <w:bookmarkEnd w:id="106"/>
     <w:bookmarkEnd w:id="107"/>
     <w:bookmarkEnd w:id="108"/>
-    <w:bookmarkStart w:id="129" w:name="X78fdb1f4716baf4c26796c550dad0531813f831"/>
+    <w:bookmarkEnd w:id="109"/>
+    <w:bookmarkStart w:id="130" w:name="X78fdb1f4716baf4c26796c550dad0531813f831"/>
     <w:p>
       <w:pPr>
         <w:pStyle w:val="Heading1"/>
@@ -10890,7 +11026,7 @@
         <w:t xml:space="preserve">Conformance Class Abstract Test Suite (Normative)</w:t>
       </w:r>
     </w:p>
-    <w:bookmarkStart w:id="110" w:name="Xad44991ee94a15f409f4fe92d60ed8bb9d1c7ae"/>
+    <w:bookmarkStart w:id="111" w:name="Xad44991ee94a15f409f4fe92d60ed8bb9d1c7ae"/>
     <w:p>
       <w:pPr>
         <w:pStyle w:val="Heading2"/>
@@ -10952,7 +11088,7 @@
         <w:t xml:space="preserve">Target Type:Topic Classification</w:t>
       </w:r>
     </w:p>
-    <w:bookmarkStart w:id="109" w:name="Xff77ddcf7ba7899c05302944b7a41491adf63b3"/>
+    <w:bookmarkStart w:id="110" w:name="Xff77ddcf7ba7899c05302944b7a41491adf63b3"/>
     <w:p>
       <w:pPr>
         <w:pStyle w:val="Heading3"/>
@@ -11108,9 +11244,9 @@
         <w:t xml:space="preserve">Check that the fourth token is a valid centre identifier.</w:t>
       </w:r>
     </w:p>
-    <w:bookmarkEnd w:id="109"/>
     <w:bookmarkEnd w:id="110"/>
-    <w:bookmarkStart w:id="128" w:name="X36d131507a834f89d37f48b1dc466aae1a1b1f5"/>
+    <w:bookmarkEnd w:id="111"/>
+    <w:bookmarkStart w:id="129" w:name="X36d131507a834f89d37f48b1dc466aae1a1b1f5"/>
     <w:p>
       <w:pPr>
         <w:pStyle w:val="Heading2"/>
@@ -11131,7 +11267,7 @@
       <w:pPr>
         <w:pStyle w:val="Definition"/>
       </w:pPr>
-      <w:hyperlink r:id="rId79">
+      <w:hyperlink r:id="rId80">
         <w:r>
           <w:rPr>
             <w:rStyle w:val="Hyperlink"/>
@@ -11172,7 +11308,7 @@
         <w:t xml:space="preserve">Target Type:Event Metadata</w:t>
       </w:r>
     </w:p>
-    <w:bookmarkStart w:id="111" w:name="Xd66068c09e2a54a50a68955949a313d0b938175"/>
+    <w:bookmarkStart w:id="112" w:name="Xd66068c09e2a54a50a68955949a313d0b938175"/>
     <w:p>
       <w:pPr>
         <w:pStyle w:val="Heading3"/>
@@ -11237,8 +11373,8 @@
         <w:t xml:space="preserve">Run JSON Schema validation on the WMEM against the authoritative JSON schema.</w:t>
       </w:r>
     </w:p>
-    <w:bookmarkEnd w:id="111"/>
-    <w:bookmarkStart w:id="112" w:name="Xd82d8cf3b20467d72443990f334f271ce7fe6cf"/>
+    <w:bookmarkEnd w:id="112"/>
+    <w:bookmarkStart w:id="113" w:name="Xd82d8cf3b20467d72443990f334f271ce7fe6cf"/>
     <w:p>
       <w:pPr>
         <w:pStyle w:val="Heading3"/>
@@ -11303,8 +11439,8 @@
         <w:t xml:space="preserve">Check that the size of the complete WMEM does not exceed 8192 bytes.</w:t>
       </w:r>
     </w:p>
-    <w:bookmarkEnd w:id="112"/>
-    <w:bookmarkStart w:id="113" w:name="X8749fcc5d010c03aaa11d4f982116a6b2a782f3"/>
+    <w:bookmarkEnd w:id="113"/>
+    <w:bookmarkStart w:id="114" w:name="X8749fcc5d010c03aaa11d4f982116a6b2a782f3"/>
     <w:p>
       <w:pPr>
         <w:pStyle w:val="Heading3"/>
@@ -11407,8 +11543,8 @@
         <w:t xml:space="preserve">property is a valid UUID.</w:t>
       </w:r>
     </w:p>
-    <w:bookmarkEnd w:id="113"/>
-    <w:bookmarkStart w:id="114" w:name="X345d4bcb6128d0a118c5f1c26f808ddd6c78934"/>
+    <w:bookmarkEnd w:id="114"/>
+    <w:bookmarkStart w:id="115" w:name="X345d4bcb6128d0a118c5f1c26f808ddd6c78934"/>
     <w:p>
       <w:pPr>
         <w:pStyle w:val="Heading3"/>
@@ -11523,8 +11659,8 @@
         <w:t xml:space="preserve">.</w:t>
       </w:r>
     </w:p>
-    <w:bookmarkEnd w:id="114"/>
-    <w:bookmarkStart w:id="116" w:name="X752c9a0f5737dd1c713512b5590892f33737224"/>
+    <w:bookmarkEnd w:id="115"/>
+    <w:bookmarkStart w:id="117" w:name="X752c9a0f5737dd1c713512b5590892f33737224"/>
     <w:p>
       <w:pPr>
         <w:pStyle w:val="Heading3"/>
@@ -11614,7 +11750,7 @@
       <w:r>
         <w:t xml:space="preserve"> </w:t>
       </w:r>
-      <w:hyperlink r:id="rId115">
+      <w:hyperlink r:id="rId116">
         <w:r>
           <w:rPr>
             <w:rStyle w:val="Hyperlink"/>
@@ -11626,8 +11762,8 @@
         <w:t xml:space="preserve">.</w:t>
       </w:r>
     </w:p>
-    <w:bookmarkEnd w:id="116"/>
-    <w:bookmarkStart w:id="117" w:name="Xaac595b6fc0a5c83e539689608baecbfd1819fe"/>
+    <w:bookmarkEnd w:id="117"/>
+    <w:bookmarkStart w:id="118" w:name="Xaac595b6fc0a5c83e539689608baecbfd1819fe"/>
     <w:p>
       <w:pPr>
         <w:pStyle w:val="Heading3"/>
@@ -11730,8 +11866,8 @@
         <w:t xml:space="preserve">property is a valid WIS2 centre identifier.</w:t>
       </w:r>
     </w:p>
-    <w:bookmarkEnd w:id="117"/>
-    <w:bookmarkStart w:id="118" w:name="Xa115c641858d181adec07bc2f7f0f45203c3a17"/>
+    <w:bookmarkEnd w:id="118"/>
+    <w:bookmarkStart w:id="119" w:name="Xa115c641858d181adec07bc2f7f0f45203c3a17"/>
     <w:p>
       <w:pPr>
         <w:pStyle w:val="Heading3"/>
@@ -11834,8 +11970,8 @@
         <w:t xml:space="preserve">property is a valid WIS2 centre identifier.</w:t>
       </w:r>
     </w:p>
-    <w:bookmarkEnd w:id="118"/>
-    <w:bookmarkStart w:id="119" w:name="Xfb57f2f5440ab1fc6f04361eb7ce22432be37b9"/>
+    <w:bookmarkEnd w:id="119"/>
+    <w:bookmarkStart w:id="120" w:name="Xfb57f2f5440ab1fc6f04361eb7ce22432be37b9"/>
     <w:p>
       <w:pPr>
         <w:pStyle w:val="Heading3"/>
@@ -11961,8 +12097,8 @@
         <w:t xml:space="preserve">property is in the UTC timezone.</w:t>
       </w:r>
     </w:p>
-    <w:bookmarkEnd w:id="119"/>
-    <w:bookmarkStart w:id="120" w:name="Xb4554caed56b78dba78c364dbf28bad738c90c0"/>
+    <w:bookmarkEnd w:id="120"/>
+    <w:bookmarkStart w:id="121" w:name="Xb4554caed56b78dba78c364dbf28bad738c90c0"/>
     <w:p>
       <w:pPr>
         <w:pStyle w:val="Heading3"/>
@@ -12077,8 +12213,8 @@
         <w:t xml:space="preserve">.</w:t>
       </w:r>
     </w:p>
-    <w:bookmarkEnd w:id="120"/>
-    <w:bookmarkStart w:id="121" w:name="X46053a2c9d5911a546dec2aeae238254799030a"/>
+    <w:bookmarkEnd w:id="121"/>
+    <w:bookmarkStart w:id="122" w:name="X46053a2c9d5911a546dec2aeae238254799030a"/>
     <w:p>
       <w:pPr>
         <w:pStyle w:val="Heading3"/>
@@ -12197,8 +12333,8 @@
         <w:t xml:space="preserve">Ensure the response is a valid JSON Schema.</w:t>
       </w:r>
     </w:p>
-    <w:bookmarkEnd w:id="121"/>
-    <w:bookmarkStart w:id="122" w:name="X6e2ac67c11075466170f2b627e999dc214781fa"/>
+    <w:bookmarkEnd w:id="122"/>
+    <w:bookmarkStart w:id="123" w:name="X6e2ac67c11075466170f2b627e999dc214781fa"/>
     <w:p>
       <w:pPr>
         <w:pStyle w:val="Heading3"/>
@@ -12301,8 +12437,8 @@
         <w:t xml:space="preserve">property as a JSON object.</w:t>
       </w:r>
     </w:p>
-    <w:bookmarkEnd w:id="122"/>
-    <w:bookmarkStart w:id="123" w:name="X69c57b03f906794b316269986166ee02f168202"/>
+    <w:bookmarkEnd w:id="123"/>
+    <w:bookmarkStart w:id="124" w:name="X69c57b03f906794b316269986166ee02f168202"/>
     <w:p>
       <w:pPr>
         <w:pStyle w:val="Heading3"/>
@@ -12417,8 +12553,8 @@
         <w:t xml:space="preserve">.</w:t>
       </w:r>
     </w:p>
-    <w:bookmarkEnd w:id="123"/>
-    <w:bookmarkStart w:id="124" w:name="X5fbd59948e814c2217713349042bb635f898357"/>
+    <w:bookmarkEnd w:id="124"/>
+    <w:bookmarkStart w:id="125" w:name="X5fbd59948e814c2217713349042bb635f898357"/>
     <w:p>
       <w:pPr>
         <w:pStyle w:val="Heading3"/>
@@ -12591,8 +12727,8 @@
         <w:t xml:space="preserve">CRITICAL</w:t>
       </w:r>
     </w:p>
-    <w:bookmarkEnd w:id="124"/>
-    <w:bookmarkStart w:id="125" w:name="X5dcf2eae32280a5dc64c54d6aaaf7674a4045c7"/>
+    <w:bookmarkEnd w:id="125"/>
+    <w:bookmarkStart w:id="126" w:name="X5dcf2eae32280a5dc64c54d6aaaf7674a4045c7"/>
     <w:p>
       <w:pPr>
         <w:pStyle w:val="Heading3"/>
@@ -12687,8 +12823,8 @@
         <w:t xml:space="preserve">property in the WMEM.</w:t>
       </w:r>
     </w:p>
-    <w:bookmarkEnd w:id="125"/>
-    <w:bookmarkStart w:id="126" w:name="X44c4ac3fe17dd19b3828107221c8288dac0b720"/>
+    <w:bookmarkEnd w:id="126"/>
+    <w:bookmarkStart w:id="127" w:name="X44c4ac3fe17dd19b3828107221c8288dac0b720"/>
     <w:p>
       <w:pPr>
         <w:pStyle w:val="Heading3"/>
@@ -12768,8 +12904,8 @@
         <w:t xml:space="preserve">property in the WMEM.</w:t>
       </w:r>
     </w:p>
-    <w:bookmarkEnd w:id="126"/>
-    <w:bookmarkStart w:id="127" w:name="X75add36f99df4ee8472a3ed91d0076a43e8f8fe"/>
+    <w:bookmarkEnd w:id="127"/>
+    <w:bookmarkStart w:id="128" w:name="X75add36f99df4ee8472a3ed91d0076a43e8f8fe"/>
     <w:p>
       <w:pPr>
         <w:pStyle w:val="Heading3"/>
@@ -12910,10 +13046,10 @@
         <w:t xml:space="preserve">property contains a valid protocol scheme of one of 'http', 'https', 'ftp', 'sftp'.</w:t>
       </w:r>
     </w:p>
-    <w:bookmarkEnd w:id="127"/>
     <w:bookmarkEnd w:id="128"/>
     <w:bookmarkEnd w:id="129"/>
-    <w:bookmarkStart w:id="131" w:name="X04f5ca4658cc0993a4c69cafe02e6392dcdfe7e"/>
+    <w:bookmarkEnd w:id="130"/>
+    <w:bookmarkStart w:id="132" w:name="X04f5ca4658cc0993a4c69cafe02e6392dcdfe7e"/>
     <w:p>
       <w:pPr>
         <w:pStyle w:val="Heading1"/>
@@ -12945,7 +13081,7 @@
         <w:t xml:space="preserve">once the standard has been approved.</w:t>
       </w:r>
     </w:p>
-    <w:bookmarkStart w:id="130" w:name="X075b345cad2c43c2b61ad684aa02dfd194ae7c0"/>
+    <w:bookmarkStart w:id="131" w:name="X075b345cad2c43c2b61ad684aa02dfd194ae7c0"/>
     <w:p>
       <w:pPr>
         <w:pStyle w:val="Heading2"/>
@@ -14510,9 +14646,9 @@
         <w:t xml:space="preserve"> data</w:t>
       </w:r>
     </w:p>
-    <w:bookmarkEnd w:id="130"/>
     <w:bookmarkEnd w:id="131"/>
-    <w:bookmarkStart w:id="139" w:name="examples"/>
+    <w:bookmarkEnd w:id="132"/>
+    <w:bookmarkStart w:id="140" w:name="examples"/>
     <w:p>
       <w:pPr>
         <w:pStyle w:val="Heading1"/>
@@ -14521,7 +14657,7 @@
         <w:t xml:space="preserve">Examples (Informative)</w:t>
       </w:r>
     </w:p>
-    <w:bookmarkStart w:id="132" w:name="X747511f3cf01d585716d4c89a6ef2e1825e7b80"/>
+    <w:bookmarkStart w:id="133" w:name="X747511f3cf01d585716d4c89a6ef2e1825e7b80"/>
     <w:p>
       <w:pPr>
         <w:pStyle w:val="Heading2"/>
@@ -14640,8 +14776,8 @@
         <w:t xml:space="preserve">).</w:t>
       </w:r>
     </w:p>
-    <w:bookmarkEnd w:id="132"/>
-    <w:bookmarkStart w:id="133" w:name="X22b8f3ffd38da4e3e0664252fb057ea6da66da6"/>
+    <w:bookmarkEnd w:id="133"/>
+    <w:bookmarkStart w:id="134" w:name="X22b8f3ffd38da4e3e0664252fb057ea6da66da6"/>
     <w:p>
       <w:pPr>
         <w:pStyle w:val="Heading2"/>
@@ -17085,8 +17221,8 @@
         <w:t xml:space="preserve">}</w:t>
       </w:r>
     </w:p>
-    <w:bookmarkEnd w:id="133"/>
-    <w:bookmarkStart w:id="134" w:name="X7ac508e345196594d28c155e9fef6c9b780dd5d"/>
+    <w:bookmarkEnd w:id="134"/>
+    <w:bookmarkStart w:id="135" w:name="X7ac508e345196594d28c155e9fef6c9b780dd5d"/>
     <w:p>
       <w:pPr>
         <w:pStyle w:val="Heading2"/>
@@ -20397,8 +20533,8 @@
         <w:t xml:space="preserve">}</w:t>
       </w:r>
     </w:p>
-    <w:bookmarkEnd w:id="134"/>
-    <w:bookmarkStart w:id="135" w:name="X3067904be8f11a1ddf5f974446e962b097f0c8b"/>
+    <w:bookmarkEnd w:id="135"/>
+    <w:bookmarkStart w:id="136" w:name="X3067904be8f11a1ddf5f974446e962b097f0c8b"/>
     <w:p>
       <w:pPr>
         <w:pStyle w:val="Heading2"/>
@@ -23442,8 +23578,8 @@
         <w:t xml:space="preserve">}</w:t>
       </w:r>
     </w:p>
-    <w:bookmarkEnd w:id="135"/>
-    <w:bookmarkStart w:id="136" w:name="X5b88b9a76d7f530ddf2395760c9ccfa49fc365f"/>
+    <w:bookmarkEnd w:id="136"/>
+    <w:bookmarkStart w:id="137" w:name="X5b88b9a76d7f530ddf2395760c9ccfa49fc365f"/>
     <w:p>
       <w:pPr>
         <w:pStyle w:val="Heading2"/>
@@ -24243,8 +24379,8 @@
         <w:t xml:space="preserve">}</w:t>
       </w:r>
     </w:p>
-    <w:bookmarkEnd w:id="136"/>
-    <w:bookmarkStart w:id="137" w:name="X4e7e6870b7dec68bd64ea79436540de26f96e12"/>
+    <w:bookmarkEnd w:id="137"/>
+    <w:bookmarkStart w:id="138" w:name="X4e7e6870b7dec68bd64ea79436540de26f96e12"/>
     <w:p>
       <w:pPr>
         <w:pStyle w:val="Heading2"/>
@@ -24873,8 +25009,8 @@
         <w:t xml:space="preserve">}</w:t>
       </w:r>
     </w:p>
-    <w:bookmarkEnd w:id="137"/>
-    <w:bookmarkStart w:id="138" w:name="Xb70c3be55d9f3ed8f8c04044aa1c1a49970a185"/>
+    <w:bookmarkEnd w:id="138"/>
+    <w:bookmarkStart w:id="139" w:name="Xb70c3be55d9f3ed8f8c04044aa1c1a49970a185"/>
     <w:p>
       <w:pPr>
         <w:pStyle w:val="Heading2"/>
@@ -25704,9 +25840,9 @@
         <w:t xml:space="preserve">}</w:t>
       </w:r>
     </w:p>
-    <w:bookmarkEnd w:id="138"/>
     <w:bookmarkEnd w:id="139"/>
-    <w:bookmarkStart w:id="144" w:name="Bibliography"/>
+    <w:bookmarkEnd w:id="140"/>
+    <w:bookmarkStart w:id="145" w:name="Bibliography"/>
     <w:p>
       <w:pPr>
         <w:pStyle w:val="Heading1"/>
@@ -25722,8 +25858,8 @@
           <w:numId w:val="1010"/>
         </w:numPr>
       </w:pPr>
-      <w:bookmarkStart w:id="140" w:name="SDWBP"/>
-      <w:bookmarkEnd w:id="140"/>
+      <w:bookmarkStart w:id="141" w:name="SDWBP"/>
+      <w:bookmarkEnd w:id="141"/>
       <w:r>
         <w:t xml:space="preserve"> </w:t>
       </w:r>
@@ -25733,7 +25869,7 @@
       <w:r>
         <w:t xml:space="preserve"> </w:t>
       </w:r>
-      <w:hyperlink r:id="rId141">
+      <w:hyperlink r:id="rId142">
         <w:r>
           <w:rPr>
             <w:rStyle w:val="Hyperlink"/>
@@ -25749,8 +25885,8 @@
           <w:numId w:val="1010"/>
         </w:numPr>
       </w:pPr>
-      <w:bookmarkStart w:id="142" w:name="DWBP"/>
-      <w:bookmarkEnd w:id="142"/>
+      <w:bookmarkStart w:id="143" w:name="DWBP"/>
+      <w:bookmarkEnd w:id="143"/>
       <w:r>
         <w:t xml:space="preserve"> </w:t>
       </w:r>
@@ -25776,8 +25912,8 @@
           <w:numId w:val="1010"/>
         </w:numPr>
       </w:pPr>
-      <w:bookmarkStart w:id="143" w:name="link-relations"/>
-      <w:bookmarkEnd w:id="143"/>
+      <w:bookmarkStart w:id="144" w:name="link-relations"/>
+      <w:bookmarkEnd w:id="144"/>
       <w:r>
         <w:t xml:space="preserve"> </w:t>
       </w:r>
@@ -25796,8 +25932,8 @@
         </w:r>
       </w:hyperlink>
     </w:p>
-    <w:bookmarkEnd w:id="144"/>
-    <w:bookmarkStart w:id="145" w:name="X7704236ba72ed8cc2b9a9e238d27c640b9b6528"/>
+    <w:bookmarkEnd w:id="145"/>
+    <w:bookmarkStart w:id="146" w:name="X7704236ba72ed8cc2b9a9e238d27c640b9b6528"/>
     <w:p>
       <w:pPr>
         <w:pStyle w:val="Heading1"/>
@@ -25943,7 +26079,7 @@
         </w:tc>
       </w:tr>
     </w:tbl>
-    <w:bookmarkEnd w:id="145"/>
+    <w:bookmarkEnd w:id="146"/>
     <w:sectPr/>
   </w:body>
 </w:document>
@@ -26305,7 +26441,7 @@
       </w:hyperlink>
     </w:p>
   </w:footnote>
-  <w:footnote w:id="98">
+  <w:footnote w:id="99">
     <w:p>
       <w:pPr>
         <w:pStyle w:val="FootnoteText"/>
@@ -26319,7 +26455,7 @@
       <w:r>
         <w:t xml:space="preserve"> </w:t>
       </w:r>
-      <w:hyperlink r:id="rId99">
+      <w:hyperlink r:id="rId100">
         <w:r>
           <w:rPr>
             <w:rStyle w:val="Hyperlink"/>

--- a/standard/wis2-monitoring-events-DRAFT.docx
+++ b/standard/wis2-monitoring-events-DRAFT.docx
@@ -33,7 +33,7 @@
         <w:pStyle w:val="Date"/>
       </w:pPr>
       <w:r>
-        <w:t xml:space="preserve">2026-05-12</w:t>
+        <w:t xml:space="preserve">2026-07-02</w:t>
       </w:r>
     </w:p>
     <w:p>
@@ -86,7 +86,7 @@
               <w:jc w:val="left"/>
             </w:pPr>
             <w:r>
-              <w:t xml:space="preserve">Date: 2026-05-12</w:t>
+              <w:t xml:space="preserve">Date: 2026-07-02</w:t>
             </w:r>
           </w:p>
         </w:tc>
@@ -99,7 +99,7 @@
               <w:jc w:val="left"/>
             </w:pPr>
             <w:r>
-              <w:t xml:space="preserve">Version: 1.0.0-DRAFT-2026-05-12</w:t>
+              <w:t xml:space="preserve">Version: 1.0.0-DRAFT-2026-07-02</w:t>
             </w:r>
           </w:p>
         </w:tc>
@@ -1881,7 +1881,7 @@
         <w:pStyle w:val="BodyText"/>
       </w:pPr>
       <w:r>
-        <w:t xml:space="preserve">A mechanism to notify on and describe such events in support of WIS2 operations and corrective action. Using the WIS2 Topic Hierarchy and CloudEvents baselines for this specification provide broad interoperability and low barrier publication and event handling for the WIS2 ecosystem and beyond.</w:t>
+        <w:t xml:space="preserve">A mechanism is needed to notify on and describe such events in support of WIS2 operations and facilitate corrective actions. Using the WIS2 Topic Hierarchy and CloudEvents baselines for this specification provide broad interoperability and low barrier publication and event handling for the WIS2 ecosystem and beyond.</w:t>
       </w:r>
     </w:p>
     <w:bookmarkEnd w:id="71"/>
@@ -2045,33 +2045,25 @@
         <w:pStyle w:val="FirstParagraph"/>
       </w:pPr>
       <w:r>
-        <w:t xml:space="preserve">The WIS2 Monitoring Event Topic (WMET) provides a mechanism for Global Services to provide reports and notifications to WIS2 Global Services, as well as data/metadata reports for WIS2 Nodes to subscribe to and receive notifications.</w:t>
-      </w:r>
-    </w:p>
-    <w:bookmarkStart w:id="78" w:name="X107068dd416ca70d100a5c393f0df86effd607f"/>
+        <w:t xml:space="preserve">The WIS2 Monitoring Event Topic (WMET) provides a mechanism for Global Services to provide reports and notifications to WIS2 Global Services, as well as data and metadata reports that WIS2 Nodes can subscribe to and receive notifications.</w:t>
+      </w:r>
+    </w:p>
+    <w:bookmarkStart w:id="78" w:name="Xc611a964beb495a3176cf5648cb298f9a790efa"/>
     <w:p>
       <w:pPr>
         <w:pStyle w:val="Heading2"/>
       </w:pPr>
       <w:r>
-        <w:t xml:space="preserve">Requirements Class "WIS2 Monitoring Event Topic"</w:t>
-      </w:r>
-    </w:p>
-    <w:bookmarkStart w:id="75" w:name="X43f9398da9c2eb974194c1e60a2fdc80e1bfc87"/>
+        <w:t xml:space="preserve">1. Requirements Class Core</w:t>
+      </w:r>
+    </w:p>
+    <w:bookmarkStart w:id="75" w:name="X6882ee2305ed0bcb4e6f62874ab8aa8c3d945bc"/>
     <w:p>
       <w:pPr>
         <w:pStyle w:val="Heading3"/>
       </w:pPr>
       <w:r>
-        <w:t xml:space="preserve">Overview</w:t>
-      </w:r>
-    </w:p>
-    <w:p>
-      <w:pPr>
-        <w:pStyle w:val="FirstParagraph"/>
-      </w:pPr>
-      <w:r>
-        <w:t xml:space="preserve">This Requirements Class provides requirements for the WIS2 Monitoring Event Topic.</w:t>
+        <w:t xml:space="preserve">1.1 Overview</w:t>
       </w:r>
     </w:p>
     <w:tbl>
@@ -2106,9 +2098,18 @@
       </w:tr>
       <w:tr>
         <w:tc>
-          <w:tcPr>
-            <w:gridSpan w:val="2"/>
-          </w:tcPr>
+          <w:tcPr/>
+          <w:p>
+            <w:pPr>
+              <w:jc w:val="left"/>
+            </w:pPr>
+            <w:r>
+              <w:t xml:space="preserve">URI</w:t>
+            </w:r>
+          </w:p>
+        </w:tc>
+        <w:tc>
+          <w:tcPr/>
           <w:p>
             <w:pPr>
               <w:jc w:val="left"/>
@@ -2207,7 +2208,7 @@
         <w:pStyle w:val="BodyText"/>
       </w:pPr>
       <w:r>
-        <w:t xml:space="preserve">Successful operation of the WIS2 infrastructure and monitoring events of same should be information that is made available to all Global Services and WIS2 Nodes, and not designed for communication to external users or data consumers. Global Services need to be able to report information to Global Services and WIS2 Nodes to trigger corrective action.</w:t>
+        <w:t xml:space="preserve">Successful operation of the WIS2 infrastructure and monitoring events should be available to all Global Services and WIS2 Nodes, and not designed for communication to external users or data consumers. Global Services need to be able to report information to other Global Services and WIS2 Nodes to trigger corrective action.</w:t>
       </w:r>
     </w:p>
     <w:p>
@@ -2215,7 +2216,7 @@
         <w:pStyle w:val="BodyText"/>
       </w:pPr>
       <w:r>
-        <w:t xml:space="preserve">The WMET is composed of four levels: A fixed channel of</w:t>
+        <w:t xml:space="preserve">The WMET is composed of four levels: a fixed channel of</w:t>
       </w:r>
       <w:r>
         <w:t xml:space="preserve"> </w:t>
@@ -2390,7 +2391,7 @@
               <w:jc w:val="left"/>
             </w:pPr>
             <w:r>
-              <w:t xml:space="preserve">Location of where the data originates from (fixed value of</w:t>
+              <w:t xml:space="preserve">Location at which the data originates (fixed value of</w:t>
             </w:r>
             <w:r>
               <w:t xml:space="preserve"> </w:t>
@@ -2437,7 +2438,7 @@
               <w:jc w:val="left"/>
             </w:pPr>
             <w:r>
-              <w:t xml:space="preserve">Alphabetical version of the topic hierarchy</w:t>
+              <w:t xml:space="preserve">Alphabetical version of the topic hierarchy, currently: a</w:t>
             </w:r>
           </w:p>
         </w:tc>
@@ -2522,20 +2523,20 @@
               <w:jc w:val="left"/>
             </w:pPr>
             <w:r>
-              <w:t xml:space="preserve">Acronym proposed by Member and endorsed by WMO Secretariat, of the centre identifier of the subject of the event</w:t>
+              <w:t xml:space="preserve">Centre identifier of the subject of the event (as defined by WTH)</w:t>
             </w:r>
           </w:p>
         </w:tc>
       </w:tr>
     </w:tbl>
     <w:bookmarkEnd w:id="75"/>
-    <w:bookmarkStart w:id="76" w:name="Xa3fa6ff4c80d85b7365d9bac9806ab0f7f77e49"/>
+    <w:bookmarkStart w:id="76" w:name="X762d89de8cb3f3f52c4128fcef39482114de7c2"/>
     <w:p>
       <w:pPr>
         <w:pStyle w:val="Heading3"/>
       </w:pPr>
       <w:r>
-        <w:t xml:space="preserve">Publishing</w:t>
+        <w:t xml:space="preserve">1.2 Publishing</w:t>
       </w:r>
     </w:p>
     <w:p>
@@ -2543,7 +2544,7 @@
         <w:pStyle w:val="FirstParagraph"/>
       </w:pPr>
       <w:r>
-        <w:t xml:space="preserve">A simple ruleset is defined for publishing events to WMET that enables the clear identification of the event subject, to trigger corrective action or as informative notice.</w:t>
+        <w:t xml:space="preserve">A simple ruleset is defined for publishing events to WMET that enables the clear identification of the event subject, to trigger corrective action or as an informative notice.</w:t>
       </w:r>
     </w:p>
     <w:tbl>
@@ -2608,7 +2609,7 @@
               <w:jc w:val="left"/>
             </w:pPr>
             <w:r>
-              <w:t xml:space="preserve">Events SHALL NOT be published with a topic that is not defined in this specification.</w:t>
+              <w:t xml:space="preserve">Events SHALL NOT be published with a topic that is not defined in the WMET.</w:t>
             </w:r>
           </w:p>
         </w:tc>
@@ -2785,13 +2786,13 @@
       </w:tr>
     </w:tbl>
     <w:bookmarkEnd w:id="76"/>
-    <w:bookmarkStart w:id="77" w:name="Xc6871f715f936d4d9b30c2ac3b382415e1583ea"/>
+    <w:bookmarkStart w:id="77" w:name="X9a6e293d6a3933e14e4b90116c789f66808b538"/>
     <w:p>
       <w:pPr>
         <w:pStyle w:val="Heading3"/>
       </w:pPr>
       <w:r>
-        <w:t xml:space="preserve">Subscribing</w:t>
+        <w:t xml:space="preserve">1.3 Subscribing</w:t>
       </w:r>
     </w:p>
     <w:p>
@@ -2799,7 +2800,7 @@
         <w:pStyle w:val="FirstParagraph"/>
       </w:pPr>
       <w:r>
-        <w:t xml:space="preserve">Subscribing to events is based on standard MQTT topic subscription rules, including single or multiple level wildcards.</w:t>
+        <w:t xml:space="preserve">Subscribing to events is based on standard MQTT topic subscription rules, including single or multiple-level wildcards.</w:t>
       </w:r>
     </w:p>
     <w:p>
@@ -2905,7 +2906,7 @@
               <w:jc w:val="left"/>
             </w:pPr>
             <w:r>
-              <w:t xml:space="preserve">Topic subscriptions SHOULD use a multiple level wildcard character (</w:t>
+              <w:t xml:space="preserve">Topic subscriptions SHOULD use a multiple-level wildcard character (</w:t>
             </w:r>
             <w:r>
               <w:rPr>
@@ -3009,22 +3010,22 @@
         <w:t xml:space="preserve">a WIS2 Node providing a notice on service interruptions during a given date/time window</w:t>
       </w:r>
     </w:p>
-    <w:bookmarkStart w:id="108" w:name="X5cac172f9a89b42b4db7e71380e143ecdd7aabd"/>
+    <w:bookmarkStart w:id="108" w:name="Xa33adc5ae358eaf24ba0dada8fc142334599f4e"/>
     <w:p>
       <w:pPr>
         <w:pStyle w:val="Heading2"/>
       </w:pPr>
       <w:r>
-        <w:t xml:space="preserve">Requirements Class "WIS2 Monitoring Event Message: Core"</w:t>
-      </w:r>
-    </w:p>
-    <w:bookmarkStart w:id="81" w:name="X322101054fd636c32d6869f7cfec83424c5280c"/>
+        <w:t xml:space="preserve">1. Requirements Class "Core"</w:t>
+      </w:r>
+    </w:p>
+    <w:bookmarkStart w:id="81" w:name="X9c63eca88237a5f2df634c9a8fd83841bb1b9db"/>
     <w:p>
       <w:pPr>
         <w:pStyle w:val="Heading3"/>
       </w:pPr>
       <w:r>
-        <w:t xml:space="preserve">Overview</w:t>
+        <w:t xml:space="preserve">1.1 Overview</w:t>
       </w:r>
     </w:p>
     <w:p>
@@ -3075,9 +3076,18 @@
       </w:tr>
       <w:tr>
         <w:tc>
-          <w:tcPr>
-            <w:gridSpan w:val="2"/>
-          </w:tcPr>
+          <w:tcPr/>
+          <w:p>
+            <w:pPr>
+              <w:jc w:val="left"/>
+            </w:pPr>
+            <w:r>
+              <w:t xml:space="preserve">URI</w:t>
+            </w:r>
+          </w:p>
+        </w:tc>
+        <w:tc>
+          <w:tcPr/>
           <w:p>
             <w:pPr>
               <w:jc w:val="left"/>
@@ -3176,7 +3186,7 @@
         <w:pStyle w:val="BodyText"/>
       </w:pPr>
       <w:r>
-        <w:t xml:space="preserve">The table below provides an overview of the set of properties that are included in a WIS2 Monitoring Event Message (WMEM).</w:t>
+        <w:t xml:space="preserve">The table below provides an overview of the set of properties included in a WIS2 Monitoring Event Message (WMEM).</w:t>
       </w:r>
     </w:p>
     <w:p>
@@ -3791,7 +3801,7 @@
               <w:jc w:val="left"/>
             </w:pPr>
             <w:r>
-              <w:t xml:space="preserve">The version of WME associated to which the event message conforms (see</w:t>
+              <w:t xml:space="preserve">The version of WME to which the event message conforms (see</w:t>
             </w:r>
             <w:r>
               <w:t xml:space="preserve"> </w:t>
@@ -3909,7 +3919,7 @@
                 <w:rPr>
                   <w:rStyle w:val="Hyperlink"/>
                 </w:rPr>
-                <w:t xml:space="preserve">Data ref</w:t>
+                <w:t xml:space="preserve">???</w:t>
               </w:r>
             </w:hyperlink>
             <w:r>
@@ -3961,7 +3971,7 @@
                 <w:rPr>
                   <w:rStyle w:val="Hyperlink"/>
                 </w:rPr>
-                <w:t xml:space="preserve">Data time</w:t>
+                <w:t xml:space="preserve">???</w:t>
               </w:r>
             </w:hyperlink>
             <w:r>
@@ -4040,7 +4050,7 @@
               <w:jc w:val="left"/>
             </w:pPr>
             <w:r>
-              <w:t xml:space="preserve">Inline content describing the event, including a human readable title of the event (see</w:t>
+              <w:t xml:space="preserve">Inline content describing the event, including a human-readable title of the event (see</w:t>
             </w:r>
             <w:r>
               <w:t xml:space="preserve"> </w:t>
@@ -4150,13 +4160,13 @@
       </w:tr>
     </w:tbl>
     <w:bookmarkEnd w:id="81"/>
-    <w:bookmarkStart w:id="82" w:name="X6c8ff279ae0c1bdfb37bb6344105bb8007f162a"/>
+    <w:bookmarkStart w:id="82" w:name="Xf4faf457140087e3e7a2f8e5548be8b646d92a9"/>
     <w:p>
       <w:pPr>
         <w:pStyle w:val="Heading3"/>
       </w:pPr>
       <w:r>
-        <w:t xml:space="preserve">Validation</w:t>
+        <w:t xml:space="preserve">1.2 Validation</w:t>
       </w:r>
     </w:p>
     <w:p>
@@ -4229,20 +4239,20 @@
               <w:jc w:val="left"/>
             </w:pPr>
             <w:r>
-              <w:t xml:space="preserve">Each WMEM SHALL validate without error against the Event Message schema.</w:t>
+              <w:t xml:space="preserve">Each WMEM SHALL validate against the Event Message schema without errors.</w:t>
             </w:r>
           </w:p>
         </w:tc>
       </w:tr>
     </w:tbl>
     <w:bookmarkEnd w:id="82"/>
-    <w:bookmarkStart w:id="83" w:name="X7153512ed59a3b2780032fdc2ead5e1ca84e4fa"/>
+    <w:bookmarkStart w:id="83" w:name="Xe8defe417c44c3b9da504915a598c4849af3b38"/>
     <w:p>
       <w:pPr>
         <w:pStyle w:val="Heading3"/>
       </w:pPr>
       <w:r>
-        <w:t xml:space="preserve">Message size</w:t>
+        <w:t xml:space="preserve">1.3 Message size</w:t>
       </w:r>
     </w:p>
     <w:p>
@@ -4322,13 +4332,13 @@
       </w:tr>
     </w:tbl>
     <w:bookmarkEnd w:id="83"/>
-    <w:bookmarkStart w:id="85" w:name="X308bfe473ee20a8b70bcf19a3157dd310a3e83c"/>
+    <w:bookmarkStart w:id="85" w:name="X74cc74bc02f757de14b8deb0a232013febf3650"/>
     <w:p>
       <w:pPr>
         <w:pStyle w:val="Heading3"/>
       </w:pPr>
       <w:r>
-        <w:t xml:space="preserve">Identifier</w:t>
+        <w:t xml:space="preserve">1.4 Identifier</w:t>
       </w:r>
     </w:p>
     <w:p>
@@ -4549,13 +4559,13 @@
       </w:tr>
     </w:tbl>
     <w:bookmarkEnd w:id="85"/>
-    <w:bookmarkStart w:id="86" w:name="Xbe84a4e4fc72b0fc9f958f069279ff01f30498d"/>
+    <w:bookmarkStart w:id="86" w:name="Xdd1ba573a908933619feb6bee3f9117aabbc1ea"/>
     <w:p>
       <w:pPr>
         <w:pStyle w:val="Heading3"/>
       </w:pPr>
       <w:r>
-        <w:t xml:space="preserve">Version</w:t>
+        <w:t xml:space="preserve">1.5 Version</w:t>
       </w:r>
     </w:p>
     <w:p>
@@ -4681,13 +4691,13 @@
       </w:tr>
     </w:tbl>
     <w:bookmarkEnd w:id="86"/>
-    <w:bookmarkStart w:id="87" w:name="X6d4483cd4117b18fd4d8ff151fa98101d4d85c3"/>
+    <w:bookmarkStart w:id="87" w:name="X61dc3544856eecb5259aff42eb850ad892483c8"/>
     <w:p>
       <w:pPr>
         <w:pStyle w:val="Heading3"/>
       </w:pPr>
       <w:r>
-        <w:t xml:space="preserve">Type</w:t>
+        <w:t xml:space="preserve">1.6 Type</w:t>
       </w:r>
     </w:p>
     <w:p>
@@ -4852,13 +4862,13 @@
       </w:tr>
     </w:tbl>
     <w:bookmarkEnd w:id="87"/>
-    <w:bookmarkStart w:id="88" w:name="X297eaea11893b43869b17249c3cd757de62627d"/>
+    <w:bookmarkStart w:id="88" w:name="X7836b4dfbb3d1957d6a3aface8d3308ac03c2a7"/>
     <w:p>
       <w:pPr>
         <w:pStyle w:val="Heading3"/>
       </w:pPr>
       <w:r>
-        <w:t xml:space="preserve">Source</w:t>
+        <w:t xml:space="preserve">1.7 Source</w:t>
       </w:r>
     </w:p>
     <w:p>
@@ -4998,13 +5008,13 @@
       </w:tr>
     </w:tbl>
     <w:bookmarkEnd w:id="88"/>
-    <w:bookmarkStart w:id="89" w:name="Xf3f6f640b6a47034faf251068bc033692680736"/>
+    <w:bookmarkStart w:id="89" w:name="Xdf3f1a48a2017082599caa1d07a4d5005133a5c"/>
     <w:p>
       <w:pPr>
         <w:pStyle w:val="Heading3"/>
       </w:pPr>
       <w:r>
-        <w:t xml:space="preserve">Subject</w:t>
+        <w:t xml:space="preserve">1.8 Subject</w:t>
       </w:r>
     </w:p>
     <w:p>
@@ -5144,13 +5154,13 @@
       </w:tr>
     </w:tbl>
     <w:bookmarkEnd w:id="89"/>
-    <w:bookmarkStart w:id="90" w:name="X30c2acee194e73a823448e9feedeac6ea74019f"/>
+    <w:bookmarkStart w:id="90" w:name="X7745289961956b728ede380bb60a66df8de8e57"/>
     <w:p>
       <w:pPr>
         <w:pStyle w:val="Heading3"/>
       </w:pPr>
       <w:r>
-        <w:t xml:space="preserve">Time</w:t>
+        <w:t xml:space="preserve">1.9 Time</w:t>
       </w:r>
     </w:p>
     <w:p>
@@ -5378,13 +5388,13 @@
       </w:tr>
     </w:tbl>
     <w:bookmarkEnd w:id="90"/>
-    <w:bookmarkStart w:id="91" w:name="X2a1171a5cb76d292caa408fc22bef4a3bdadd6e"/>
+    <w:bookmarkStart w:id="91" w:name="X2e92c5dba3d9b11a2bf352b25837c814d65bb1d"/>
     <w:p>
       <w:pPr>
         <w:pStyle w:val="Heading3"/>
       </w:pPr>
       <w:r>
-        <w:t xml:space="preserve">Data content type</w:t>
+        <w:t xml:space="preserve">1.10 Data content type</w:t>
       </w:r>
     </w:p>
     <w:p>
@@ -5407,7 +5417,7 @@
         <w:t xml:space="preserve"> </w:t>
       </w:r>
       <w:r>
-        <w:t xml:space="preserve">property identifies the media type associated with the event message payload.</w:t>
+        <w:t xml:space="preserve">property identifies the media type associated with the event message payload. The media type required for all data-specific encoding is</w:t>
       </w:r>
       <w:r>
         <w:t xml:space="preserve"> </w:t>
@@ -5417,12 +5427,6 @@
           <w:rStyle w:val="VerbatimChar"/>
         </w:rPr>
         <w:t xml:space="preserve">application/json</w:t>
-      </w:r>
-      <w:r>
-        <w:t xml:space="preserve"> </w:t>
-      </w:r>
-      <w:r>
-        <w:t xml:space="preserve">(JSON) is the required media type for all data specific encodings.</w:t>
       </w:r>
     </w:p>
     <w:p>
@@ -5552,13 +5556,13 @@
       </w:tr>
     </w:tbl>
     <w:bookmarkEnd w:id="91"/>
-    <w:bookmarkStart w:id="92" w:name="Xd500f1c5edace28bf8dcddf221cbc29239aa86f"/>
+    <w:bookmarkStart w:id="92" w:name="Xd2223f9aa982a19a931c05523d17d450c52bfed"/>
     <w:p>
       <w:pPr>
         <w:pStyle w:val="Heading3"/>
       </w:pPr>
       <w:r>
-        <w:t xml:space="preserve">Data schema</w:t>
+        <w:t xml:space="preserve">1.11 Data schema [Q]</w:t>
       </w:r>
     </w:p>
     <w:p>
@@ -5714,13 +5718,13 @@
       </w:tr>
     </w:tbl>
     <w:bookmarkEnd w:id="92"/>
-    <w:bookmarkStart w:id="93" w:name="X05ad229d6065a3fb9e9fa952b4fa2f12120cd4a"/>
+    <w:bookmarkStart w:id="93" w:name="X9cfb51bbb2c5202be5de685c81b1d831a1db1f1"/>
     <w:p>
       <w:pPr>
         <w:pStyle w:val="Heading3"/>
       </w:pPr>
       <w:r>
-        <w:t xml:space="preserve">Data</w:t>
+        <w:t xml:space="preserve">1.12 Data</w:t>
       </w:r>
     </w:p>
     <w:p>
@@ -6544,7 +6548,7 @@
               <w:t xml:space="preserve"> </w:t>
             </w:r>
             <w:r>
-              <w:t xml:space="preserve">property SHALL be a JSON encoded payload of a given event.</w:t>
+              <w:t xml:space="preserve">property SHALL be a JSON-encoded payload of a given event.</w:t>
             </w:r>
           </w:p>
         </w:tc>
@@ -6637,7 +6641,7 @@
               <w:t xml:space="preserve"> </w:t>
             </w:r>
             <w:r>
-              <w:t xml:space="preserve">or</w:t>
+              <w:t xml:space="preserve">property or a</w:t>
             </w:r>
             <w:r>
               <w:t xml:space="preserve"> </w:t>
@@ -6751,7 +6755,7 @@
               <w:t xml:space="preserve"> </w:t>
             </w:r>
             <w:r>
-              <w:t xml:space="preserve">and</w:t>
+              <w:t xml:space="preserve">property and a</w:t>
             </w:r>
             <w:r>
               <w:t xml:space="preserve"> </w:t>
@@ -6773,13 +6777,13 @@
       </w:tr>
     </w:tbl>
     <w:bookmarkEnd w:id="93"/>
-    <w:bookmarkStart w:id="94" w:name="X248578e5c77dc69e5bde7702269cbaf9a853dc0"/>
+    <w:bookmarkStart w:id="94" w:name="Xdfca1084304c6a15c29c8a142a7e414e8400ccb"/>
     <w:p>
       <w:pPr>
         <w:pStyle w:val="Heading3"/>
       </w:pPr>
       <w:r>
-        <w:t xml:space="preserve">Data conformance</w:t>
+        <w:t xml:space="preserve">1.13 Data conformance</w:t>
       </w:r>
     </w:p>
     <w:p>
@@ -6975,13 +6979,13 @@
       </w:tr>
     </w:tbl>
     <w:bookmarkEnd w:id="94"/>
-    <w:bookmarkStart w:id="95" w:name="X87c0ca2a9ecd17e0c5005ff7257f983bc4bda01"/>
+    <w:bookmarkStart w:id="95" w:name="Xf7b6d602656b08c2bec59c4c5736babf8dad3db"/>
     <w:p>
       <w:pPr>
         <w:pStyle w:val="Heading3"/>
       </w:pPr>
       <w:r>
-        <w:t xml:space="preserve">Data severity</w:t>
+        <w:t xml:space="preserve">1.14 Data severity</w:t>
       </w:r>
     </w:p>
     <w:p>
@@ -7236,13 +7240,13 @@
       </w:tr>
     </w:tbl>
     <w:bookmarkEnd w:id="95"/>
-    <w:bookmarkStart w:id="96" w:name="Xa5b4b321257fbf04b8054a2aa0ab738e5108df4"/>
+    <w:bookmarkStart w:id="96" w:name="Xf27a7a99dc79c97dd111e43bba757afe8421e84"/>
     <w:p>
       <w:pPr>
         <w:pStyle w:val="Heading3"/>
       </w:pPr>
       <w:r>
-        <w:t xml:space="preserve">Data ref</w:t>
+        <w:t xml:space="preserve">1.15 Data ref</w:t>
       </w:r>
     </w:p>
     <w:p>
@@ -7265,7 +7269,7 @@
         <w:t xml:space="preserve"> </w:t>
       </w:r>
       <w:r>
-        <w:t xml:space="preserve">property defines an identifier that the event is referencing (for example, to refer/follow up on a previous monitoring event).</w:t>
+        <w:t xml:space="preserve">property defines an identifier that the event is referencing (for example, to refer to a previous monitoring event).</w:t>
       </w:r>
     </w:p>
     <w:p>
@@ -7300,13 +7304,13 @@
       </w:r>
     </w:p>
     <w:bookmarkEnd w:id="96"/>
-    <w:bookmarkStart w:id="97" w:name="X161de4111fef1bc76c04c54f30a58fee01e4a12"/>
+    <w:bookmarkStart w:id="97" w:name="X03625e2a9dfa2ca5b7f3a724a761fddac4e8357"/>
     <w:p>
       <w:pPr>
         <w:pStyle w:val="Heading3"/>
       </w:pPr>
       <w:r>
-        <w:t xml:space="preserve">Data time</w:t>
+        <w:t xml:space="preserve">1.16 Data time</w:t>
       </w:r>
     </w:p>
     <w:p>
@@ -7329,7 +7333,7 @@
         <w:t xml:space="preserve"> </w:t>
       </w:r>
       <w:r>
-        <w:t xml:space="preserve">property defines time interval that the WMEM may be referring to (for example for a data outage notice).</w:t>
+        <w:t xml:space="preserve">property defines time interval that the WMEM may be referring to (for example, for a data outage notice).</w:t>
       </w:r>
     </w:p>
     <w:p>
@@ -7892,13 +7896,13 @@
       </w:tr>
     </w:tbl>
     <w:bookmarkEnd w:id="97"/>
-    <w:bookmarkStart w:id="98" w:name="Xbb49ddc8c09d44dcaac29bcdb5b140c11cfb8a3"/>
+    <w:bookmarkStart w:id="98" w:name="X317d8f8b5e087c4126a7490a7dc7b0a772c5de3"/>
     <w:p>
       <w:pPr>
         <w:pStyle w:val="Heading3"/>
       </w:pPr>
       <w:r>
-        <w:t xml:space="preserve">Data content</w:t>
+        <w:t xml:space="preserve">1.17 Data content</w:t>
       </w:r>
     </w:p>
     <w:p>
@@ -8687,13 +8691,13 @@
       </w:tr>
     </w:tbl>
     <w:bookmarkEnd w:id="98"/>
-    <w:bookmarkStart w:id="103" w:name="X8b9919ab7c1b921c78c9e35374bfdd28000a341"/>
+    <w:bookmarkStart w:id="103" w:name="Xbf1fa12a7f7ec26a6efe3c4187125c89c0618f4"/>
     <w:p>
       <w:pPr>
         <w:pStyle w:val="Heading3"/>
       </w:pPr>
       <w:r>
-        <w:t xml:space="preserve">Data content channel</w:t>
+        <w:t xml:space="preserve">1.18 Data content channel</w:t>
       </w:r>
     </w:p>
     <w:p>
@@ -8716,7 +8720,7 @@
         <w:t xml:space="preserve"> </w:t>
       </w:r>
       <w:r>
-        <w:t xml:space="preserve">property defines a WIS2 topic that the event may be referring to (for example for a data outage notice).</w:t>
+        <w:t xml:space="preserve">property defines a WIS2 topic that the event may be referring to (for example, for a data outage notice).</w:t>
       </w:r>
     </w:p>
     <w:p>
@@ -8833,13 +8837,13 @@
         </w:tc>
       </w:tr>
     </w:tbl>
-    <w:bookmarkStart w:id="101" w:name="X77db2cad08be1629cf139b4ef87b3c6a7e92651"/>
+    <w:bookmarkStart w:id="101" w:name="X4a3346d118244ca7d35de011cf38bd5cb08f6bb"/>
     <w:p>
       <w:pPr>
         <w:pStyle w:val="Heading4"/>
       </w:pPr>
       <w:r>
-        <w:t xml:space="preserve">Data content title</w:t>
+        <w:t xml:space="preserve">1.18.1 Data content title</w:t>
       </w:r>
     </w:p>
     <w:p>
@@ -8862,7 +8866,7 @@
         <w:t xml:space="preserve"> </w:t>
       </w:r>
       <w:r>
-        <w:t xml:space="preserve">property defines a texual summary of the</w:t>
+        <w:t xml:space="preserve">property defines a textual summary of the</w:t>
       </w:r>
       <w:r>
         <w:t xml:space="preserve"> </w:t>
@@ -9137,13 +9141,13 @@
       </w:tr>
     </w:tbl>
     <w:bookmarkEnd w:id="101"/>
-    <w:bookmarkStart w:id="102" w:name="Xa3bab8723b0a5982b78b12023ccbed30bed9cc4"/>
+    <w:bookmarkStart w:id="102" w:name="X8333776c8d3a3a1191ac2d0be6a6e3e8ff53371"/>
     <w:p>
       <w:pPr>
         <w:pStyle w:val="Heading4"/>
       </w:pPr>
       <w:r>
-        <w:t xml:space="preserve">Data content description</w:t>
+        <w:t xml:space="preserve">1.18.2 Data content description</w:t>
       </w:r>
     </w:p>
     <w:p>
@@ -9465,13 +9469,13 @@
     </w:tbl>
     <w:bookmarkEnd w:id="102"/>
     <w:bookmarkEnd w:id="103"/>
-    <w:bookmarkStart w:id="107" w:name="Xc0f9952e5dd258f711e6531c1aa8053f25ac2c9"/>
+    <w:bookmarkStart w:id="107" w:name="X4ec0c7918bc63d340288a70e73b3f4da8557963"/>
     <w:p>
       <w:pPr>
         <w:pStyle w:val="Heading3"/>
       </w:pPr>
       <w:r>
-        <w:t xml:space="preserve">Data links</w:t>
+        <w:t xml:space="preserve">1.19 Data links</w:t>
       </w:r>
     </w:p>
     <w:p>
@@ -10295,7 +10299,7 @@
               <w:t xml:space="preserve"> </w:t>
             </w:r>
             <w:r>
-              <w:t xml:space="preserve">array property SHALL contain at least one link with, at a minimum, the</w:t>
+              <w:t xml:space="preserve">array property SHALL contain at least one link with the</w:t>
             </w:r>
             <w:r>
               <w:t xml:space="preserve"> </w:t>
@@ -10418,7 +10422,7 @@
               <w:jc w:val="left"/>
             </w:pPr>
             <w:r>
-              <w:t xml:space="preserve">A WMEM SHOULD provide links using secure protocols such as HTTPS and SFTP, with HTTPS being the preferred option.</w:t>
+              <w:t xml:space="preserve">A WMEM SHOULD provide links using secure protocols such as HTTPS and SFTP, with HTTPS preferred.</w:t>
             </w:r>
           </w:p>
         </w:tc>
@@ -10577,13 +10581,13 @@
         </w:tc>
       </w:tr>
     </w:tbl>
-    <w:bookmarkStart w:id="106" w:name="X0816bbae025f082caaf5aa16c47b09f1cd4e88e"/>
+    <w:bookmarkStart w:id="106" w:name="Xa2ab8b7bd631e9333b94f4ebc1acb979d8371a9"/>
     <w:p>
       <w:pPr>
         <w:pStyle w:val="Heading4"/>
       </w:pPr>
       <w:r>
-        <w:t xml:space="preserve">Access control</w:t>
+        <w:t xml:space="preserve">1.19.1 Access control</w:t>
       </w:r>
     </w:p>
     <w:p>
@@ -11088,7 +11092,7 @@
         <w:t xml:space="preserve">Target Type:Topic Classification</w:t>
       </w:r>
     </w:p>
-    <w:bookmarkStart w:id="110" w:name="Xff77ddcf7ba7899c05302944b7a41491adf63b3"/>
+    <w:bookmarkStart w:id="110" w:name="Xa3fa6ff4c80d85b7365d9bac9806ab0f7f77e49"/>
     <w:p>
       <w:pPr>
         <w:pStyle w:val="Heading3"/>
@@ -11308,7 +11312,7 @@
         <w:t xml:space="preserve">Target Type:Event Metadata</w:t>
       </w:r>
     </w:p>
-    <w:bookmarkStart w:id="112" w:name="Xd66068c09e2a54a50a68955949a313d0b938175"/>
+    <w:bookmarkStart w:id="112" w:name="X6c8ff279ae0c1bdfb37bb6344105bb8007f162a"/>
     <w:p>
       <w:pPr>
         <w:pStyle w:val="Heading3"/>
@@ -11374,7 +11378,7 @@
       </w:r>
     </w:p>
     <w:bookmarkEnd w:id="112"/>
-    <w:bookmarkStart w:id="113" w:name="Xd82d8cf3b20467d72443990f334f271ce7fe6cf"/>
+    <w:bookmarkStart w:id="113" w:name="X7153512ed59a3b2780032fdc2ead5e1ca84e4fa"/>
     <w:p>
       <w:pPr>
         <w:pStyle w:val="Heading3"/>
@@ -11440,7 +11444,7 @@
       </w:r>
     </w:p>
     <w:bookmarkEnd w:id="113"/>
-    <w:bookmarkStart w:id="114" w:name="X8749fcc5d010c03aaa11d4f982116a6b2a782f3"/>
+    <w:bookmarkStart w:id="114" w:name="X308bfe473ee20a8b70bcf19a3157dd310a3e83c"/>
     <w:p>
       <w:pPr>
         <w:pStyle w:val="Heading3"/>
@@ -11544,7 +11548,7 @@
       </w:r>
     </w:p>
     <w:bookmarkEnd w:id="114"/>
-    <w:bookmarkStart w:id="115" w:name="X345d4bcb6128d0a118c5f1c26f808ddd6c78934"/>
+    <w:bookmarkStart w:id="115" w:name="Xbe84a4e4fc72b0fc9f958f069279ff01f30498d"/>
     <w:p>
       <w:pPr>
         <w:pStyle w:val="Heading3"/>
@@ -11660,7 +11664,7 @@
       </w:r>
     </w:p>
     <w:bookmarkEnd w:id="115"/>
-    <w:bookmarkStart w:id="117" w:name="X752c9a0f5737dd1c713512b5590892f33737224"/>
+    <w:bookmarkStart w:id="117" w:name="X6d4483cd4117b18fd4d8ff151fa98101d4d85c3"/>
     <w:p>
       <w:pPr>
         <w:pStyle w:val="Heading3"/>
@@ -11763,7 +11767,7 @@
       </w:r>
     </w:p>
     <w:bookmarkEnd w:id="117"/>
-    <w:bookmarkStart w:id="118" w:name="Xaac595b6fc0a5c83e539689608baecbfd1819fe"/>
+    <w:bookmarkStart w:id="118" w:name="X297eaea11893b43869b17249c3cd757de62627d"/>
     <w:p>
       <w:pPr>
         <w:pStyle w:val="Heading3"/>
@@ -11867,7 +11871,7 @@
       </w:r>
     </w:p>
     <w:bookmarkEnd w:id="118"/>
-    <w:bookmarkStart w:id="119" w:name="Xa115c641858d181adec07bc2f7f0f45203c3a17"/>
+    <w:bookmarkStart w:id="119" w:name="Xf3f6f640b6a47034faf251068bc033692680736"/>
     <w:p>
       <w:pPr>
         <w:pStyle w:val="Heading3"/>
@@ -11971,7 +11975,7 @@
       </w:r>
     </w:p>
     <w:bookmarkEnd w:id="119"/>
-    <w:bookmarkStart w:id="120" w:name="Xfb57f2f5440ab1fc6f04361eb7ce22432be37b9"/>
+    <w:bookmarkStart w:id="120" w:name="X30c2acee194e73a823448e9feedeac6ea74019f"/>
     <w:p>
       <w:pPr>
         <w:pStyle w:val="Heading3"/>
@@ -12098,7 +12102,7 @@
       </w:r>
     </w:p>
     <w:bookmarkEnd w:id="120"/>
-    <w:bookmarkStart w:id="121" w:name="Xb4554caed56b78dba78c364dbf28bad738c90c0"/>
+    <w:bookmarkStart w:id="121" w:name="X2a1171a5cb76d292caa408fc22bef4a3bdadd6e"/>
     <w:p>
       <w:pPr>
         <w:pStyle w:val="Heading3"/>
@@ -12214,7 +12218,7 @@
       </w:r>
     </w:p>
     <w:bookmarkEnd w:id="121"/>
-    <w:bookmarkStart w:id="122" w:name="X46053a2c9d5911a546dec2aeae238254799030a"/>
+    <w:bookmarkStart w:id="122" w:name="Xd500f1c5edace28bf8dcddf221cbc29239aa86f"/>
     <w:p>
       <w:pPr>
         <w:pStyle w:val="Heading3"/>
@@ -12334,7 +12338,7 @@
       </w:r>
     </w:p>
     <w:bookmarkEnd w:id="122"/>
-    <w:bookmarkStart w:id="123" w:name="X6e2ac67c11075466170f2b627e999dc214781fa"/>
+    <w:bookmarkStart w:id="123" w:name="X05ad229d6065a3fb9e9fa952b4fa2f12120cd4a"/>
     <w:p>
       <w:pPr>
         <w:pStyle w:val="Heading3"/>
@@ -12438,7 +12442,7 @@
       </w:r>
     </w:p>
     <w:bookmarkEnd w:id="123"/>
-    <w:bookmarkStart w:id="124" w:name="X69c57b03f906794b316269986166ee02f168202"/>
+    <w:bookmarkStart w:id="124" w:name="X248578e5c77dc69e5bde7702269cbaf9a853dc0"/>
     <w:p>
       <w:pPr>
         <w:pStyle w:val="Heading3"/>
@@ -12554,7 +12558,7 @@
       </w:r>
     </w:p>
     <w:bookmarkEnd w:id="124"/>
-    <w:bookmarkStart w:id="125" w:name="X5fbd59948e814c2217713349042bb635f898357"/>
+    <w:bookmarkStart w:id="125" w:name="X87c0ca2a9ecd17e0c5005ff7257f983bc4bda01"/>
     <w:p>
       <w:pPr>
         <w:pStyle w:val="Heading3"/>
@@ -12728,7 +12732,7 @@
       </w:r>
     </w:p>
     <w:bookmarkEnd w:id="125"/>
-    <w:bookmarkStart w:id="126" w:name="X5dcf2eae32280a5dc64c54d6aaaf7674a4045c7"/>
+    <w:bookmarkStart w:id="126" w:name="Xbb49ddc8c09d44dcaac29bcdb5b140c11cfb8a3"/>
     <w:p>
       <w:pPr>
         <w:pStyle w:val="Heading3"/>
@@ -12824,7 +12828,7 @@
       </w:r>
     </w:p>
     <w:bookmarkEnd w:id="126"/>
-    <w:bookmarkStart w:id="127" w:name="X44c4ac3fe17dd19b3828107221c8288dac0b720"/>
+    <w:bookmarkStart w:id="127" w:name="X77db2cad08be1629cf139b4ef87b3c6a7e92651"/>
     <w:p>
       <w:pPr>
         <w:pStyle w:val="Heading3"/>
@@ -12905,7 +12909,7 @@
       </w:r>
     </w:p>
     <w:bookmarkEnd w:id="127"/>
-    <w:bookmarkStart w:id="128" w:name="X75add36f99df4ee8472a3ed91d0076a43e8f8fe"/>
+    <w:bookmarkStart w:id="128" w:name="Xc0f9952e5dd258f711e6531c1aa8053f25ac2c9"/>
     <w:p>
       <w:pPr>
         <w:pStyle w:val="Heading3"/>
@@ -13063,7 +13067,7 @@
         <w:pStyle w:val="FirstParagraph"/>
       </w:pPr>
       <w:r>
-        <w:t xml:space="preserve">Schema documents will only be published on</w:t>
+        <w:t xml:space="preserve">Schema documents will be published on</w:t>
       </w:r>
       <w:r>
         <w:t xml:space="preserve"> </w:t>
@@ -13078,7 +13082,7 @@
         <w:t xml:space="preserve"> </w:t>
       </w:r>
       <w:r>
-        <w:t xml:space="preserve">once the standard has been approved.</w:t>
+        <w:t xml:space="preserve">after the standard has been approved.</w:t>
       </w:r>
     </w:p>
     <w:bookmarkStart w:id="131" w:name="X075b345cad2c43c2b61ad684aa02dfd194ae7c0"/>
